--- a/Bidding-App-main/templates/master_template_1.docx
+++ b/Bidding-App-main/templates/master_template_1.docx
@@ -1,6 +1,6 @@
 
 <file path=word/document.xml><?xml version="1.0" encoding="utf-8"?>
-<w:document xmlns:wpc="http://schemas.microsoft.com/office/word/2010/wordprocessingCanvas" xmlns:cx="http://schemas.microsoft.com/office/drawing/2014/chartex" xmlns:cx1="http://schemas.microsoft.com/office/drawing/2015/9/8/chartex" xmlns:cx2="http://schemas.microsoft.com/office/drawing/2015/10/21/chartex" xmlns:cx3="http://schemas.microsoft.com/office/drawing/2016/5/9/chartex" xmlns:cx4="http://schemas.microsoft.com/office/drawing/2016/5/10/chartex" xmlns:cx5="http://schemas.microsoft.com/office/drawing/2016/5/11/chartex" xmlns:cx6="http://schemas.microsoft.com/office/drawing/2016/5/12/chartex" xmlns:cx7="http://schemas.microsoft.com/office/drawing/2016/5/13/chartex" xmlns:cx8="http://schemas.microsoft.com/office/drawing/2016/5/14/chartex" xmlns:mc="http://schemas.openxmlformats.org/markup-compatibility/2006" xmlns:aink="http://schemas.microsoft.com/office/drawing/2016/ink" xmlns:am3d="http://schemas.microsoft.com/office/drawing/2017/model3d" xmlns:o="urn:schemas-microsoft-com:office:office" xmlns:oel="http://schemas.microsoft.com/office/2019/extlst" xmlns:r="http://schemas.openxmlformats.org/officeDocument/2006/relationships" xmlns:m="http://schemas.openxmlformats.org/officeDocument/2006/math" xmlns:v="urn:schemas-microsoft-com:vml" xmlns:wp14="http://schemas.microsoft.com/office/word/2010/wordprocessingDrawing" xmlns:wp="http://schemas.openxmlformats.org/drawingml/2006/wordprocessingDrawing" xmlns:w10="urn:schemas-microsoft-com:office:word" xmlns:w="http://schemas.openxmlformats.org/wordprocessingml/2006/main" xmlns:w14="http://schemas.microsoft.com/office/word/2010/wordml" xmlns:w15="http://schemas.microsoft.com/office/word/2012/wordml" xmlns:w16cei="http://schemas.microsoft.com/office/word/2026/wordml/cei" xmlns:w16cex="http://schemas.microsoft.com/office/word/2018/wordml/cex" xmlns:w16cid="http://schemas.microsoft.com/office/word/2016/wordml/cid" xmlns:w16="http://schemas.microsoft.com/office/word/2018/wordml" xmlns:w16du="http://schemas.microsoft.com/office/word/2023/wordml/word16du" xmlns:w16sdtdh="http://schemas.microsoft.com/office/word/2020/wordml/sdtdatahash" xmlns:w16sdtfl="http://schemas.microsoft.com/office/word/2024/wordml/sdtformatlock" xmlns:w16se="http://schemas.microsoft.com/office/word/2015/wordml/symex" xmlns:wpg="http://schemas.microsoft.com/office/word/2010/wordprocessingGroup" xmlns:wpi="http://schemas.microsoft.com/office/word/2010/wordprocessingInk" xmlns:wne="http://schemas.microsoft.com/office/word/2006/wordml" xmlns:wps="http://schemas.microsoft.com/office/word/2010/wordprocessingShape" mc:Ignorable="w14 w15 w16se w16cid w16 w16cex w16sdtdh w16sdtfl w16du wp14">
+<w:document xmlns:wpc="http://schemas.microsoft.com/office/word/2010/wordprocessingCanvas" xmlns:cx="http://schemas.microsoft.com/office/drawing/2014/chartex" xmlns:cx1="http://schemas.microsoft.com/office/drawing/2015/9/8/chartex" xmlns:cx2="http://schemas.microsoft.com/office/drawing/2015/10/21/chartex" xmlns:cx3="http://schemas.microsoft.com/office/drawing/2016/5/9/chartex" xmlns:cx4="http://schemas.microsoft.com/office/drawing/2016/5/10/chartex" xmlns:cx5="http://schemas.microsoft.com/office/drawing/2016/5/11/chartex" xmlns:cx6="http://schemas.microsoft.com/office/drawing/2016/5/12/chartex" xmlns:cx7="http://schemas.microsoft.com/office/drawing/2016/5/13/chartex" xmlns:cx8="http://schemas.microsoft.com/office/drawing/2016/5/14/chartex" xmlns:mc="http://schemas.openxmlformats.org/markup-compatibility/2006" xmlns:aink="http://schemas.microsoft.com/office/drawing/2016/ink" xmlns:am3d="http://schemas.microsoft.com/office/drawing/2017/model3d" xmlns:o="urn:schemas-microsoft-com:office:office" xmlns:oel="http://schemas.microsoft.com/office/2019/extlst" xmlns:r="http://schemas.openxmlformats.org/officeDocument/2006/relationships" xmlns:m="http://schemas.openxmlformats.org/officeDocument/2006/math" xmlns:v="urn:schemas-microsoft-com:vml" xmlns:wp14="http://schemas.microsoft.com/office/word/2010/wordprocessingDrawing" xmlns:wp="http://schemas.openxmlformats.org/drawingml/2006/wordprocessingDrawing" xmlns:w10="urn:schemas-microsoft-com:office:word" xmlns:w="http://schemas.openxmlformats.org/wordprocessingml/2006/main" xmlns:w14="http://schemas.microsoft.com/office/word/2010/wordml" xmlns:w15="http://schemas.microsoft.com/office/word/2012/wordml" xmlns:w16cex="http://schemas.microsoft.com/office/word/2018/wordml/cex" xmlns:w16cid="http://schemas.microsoft.com/office/word/2016/wordml/cid" xmlns:w16="http://schemas.microsoft.com/office/word/2018/wordml" xmlns:w16du="http://schemas.microsoft.com/office/word/2023/wordml/word16du" xmlns:w16sdtdh="http://schemas.microsoft.com/office/word/2020/wordml/sdtdatahash" xmlns:w16sdtfl="http://schemas.microsoft.com/office/word/2024/wordml/sdtformatlock" xmlns:w16se="http://schemas.microsoft.com/office/word/2015/wordml/symex" xmlns:wpg="http://schemas.microsoft.com/office/word/2010/wordprocessingGroup" xmlns:wpi="http://schemas.microsoft.com/office/word/2010/wordprocessingInk" xmlns:wne="http://schemas.microsoft.com/office/word/2006/wordml" xmlns:wps="http://schemas.microsoft.com/office/word/2010/wordprocessingShape" mc:Ignorable="w14 w15 w16se w16cid w16 w16cex w16sdtdh w16sdtfl w16du wp14">
   <w:body>
     <w:p>
       <w:pPr>
@@ -76,28 +76,13 @@
           <w:rFonts w:asciiTheme="majorBidi" w:hAnsiTheme="majorBidi" w:cstheme="majorBidi"/>
           <w:b/>
         </w:rPr>
-        <w:t xml:space="preserve">Invitation for Bid No IFB </w:t>
-      </w:r>
-      <w:proofErr w:type="gramStart"/>
-      <w:r>
-        <w:rPr>
-          <w:rFonts w:asciiTheme="majorBidi" w:hAnsiTheme="majorBidi" w:cstheme="majorBidi"/>
-          <w:b/>
-        </w:rPr>
-        <w:t>No.:</w:t>
-      </w:r>
-      <w:r>
-        <w:rPr>
-          <w:rFonts w:asciiTheme="majorBidi" w:hAnsiTheme="majorBidi" w:cstheme="majorBidi"/>
-        </w:rPr>
-        <w:t>{</w:t>
-      </w:r>
-      <w:proofErr w:type="gramEnd"/>
-      <w:r>
-        <w:rPr>
-          <w:rFonts w:asciiTheme="majorBidi" w:hAnsiTheme="majorBidi" w:cstheme="majorBidi"/>
-        </w:rPr>
-        <w:t>{IFB_NUMBER}}</w:t>
+        <w:t>Invitation for Bid No IFB No.:</w:t>
+      </w:r>
+      <w:r>
+        <w:rPr>
+          <w:rFonts w:asciiTheme="majorBidi" w:hAnsiTheme="majorBidi" w:cstheme="majorBidi"/>
+        </w:rPr>
+        <w:t>{{IFB_NUMBER}}</w:t>
       </w:r>
     </w:p>
     <w:p>
@@ -204,23 +189,7 @@
           <w:rFonts w:asciiTheme="majorBidi" w:hAnsiTheme="majorBidi" w:cstheme="majorBidi"/>
           <w:b/>
         </w:rPr>
-        <w:t xml:space="preserve">Contract Identification </w:t>
-      </w:r>
-      <w:proofErr w:type="gramStart"/>
-      <w:r>
-        <w:rPr>
-          <w:rFonts w:asciiTheme="majorBidi" w:hAnsiTheme="majorBidi" w:cstheme="majorBidi"/>
-          <w:b/>
-        </w:rPr>
-        <w:t>No..</w:t>
-      </w:r>
-      <w:proofErr w:type="gramEnd"/>
-      <w:r>
-        <w:rPr>
-          <w:rFonts w:asciiTheme="majorBidi" w:hAnsiTheme="majorBidi" w:cstheme="majorBidi"/>
-          <w:b/>
-        </w:rPr>
-        <w:t xml:space="preserve"> {{IFB_NUMBER}}</w:t>
+        <w:t>Contract Identification No.. {{IFB_NUMBER}}</w:t>
       </w:r>
     </w:p>
     <w:p>
@@ -258,21 +227,7 @@
         <w:rPr>
           <w:rFonts w:asciiTheme="majorBidi" w:hAnsiTheme="majorBidi" w:cstheme="majorBidi"/>
         </w:rPr>
-        <w:t xml:space="preserve">(d) Our firm, including any subcontractors or suppliers for any part of the Contract, have nationalities from eligible countries in accordance with ITB 4.2 and meet the requirements of ITB </w:t>
-      </w:r>
-      <w:proofErr w:type="gramStart"/>
-      <w:r>
-        <w:rPr>
-          <w:rFonts w:asciiTheme="majorBidi" w:hAnsiTheme="majorBidi" w:cstheme="majorBidi"/>
-        </w:rPr>
-        <w:t>3.4,&amp;</w:t>
-      </w:r>
-      <w:proofErr w:type="gramEnd"/>
-      <w:r>
-        <w:rPr>
-          <w:rFonts w:asciiTheme="majorBidi" w:hAnsiTheme="majorBidi" w:cstheme="majorBidi"/>
-        </w:rPr>
-        <w:t xml:space="preserve"> 3.5</w:t>
+        <w:t>(d) Our firm, including any subcontractors or suppliers for any part of the Contract, have nationalities from eligible countries in accordance with ITB 4.2 and meet the requirements of ITB 3.4,&amp; 3.5</w:t>
       </w:r>
     </w:p>
     <w:p>
@@ -286,19 +241,6 @@
           <w:rFonts w:asciiTheme="majorBidi" w:hAnsiTheme="majorBidi" w:cstheme="majorBidi"/>
         </w:rPr>
         <w:t>(e) We are not participating, as a Bidder or as a subcontractor, in more than one Bid in this bidding process in accordance with ITB 4.3(e), other than alternative offers submitted in accordance with ITB</w:t>
-      </w:r>
-    </w:p>
-    <w:p>
-      <w:pPr>
-        <w:rPr>
-          <w:rFonts w:asciiTheme="majorBidi" w:hAnsiTheme="majorBidi" w:cstheme="majorBidi"/>
-        </w:rPr>
-      </w:pPr>
-      <w:r>
-        <w:rPr>
-          <w:rFonts w:asciiTheme="majorBidi" w:hAnsiTheme="majorBidi" w:cstheme="majorBidi"/>
-        </w:rPr>
-        <w:t>(f) Our firm, its affiliates or subsidiaries, including any Subcontractors or Suppliers for any part of the contract, has not been declared ineligible by DP, under the Employer's country laws or official regulations or by an act of compliance with a decision of the United Nations Security Council;</w:t>
       </w:r>
     </w:p>
     <w:p>
@@ -315,13 +257,13 @@
           <w:szCs w:val="20"/>
         </w:rPr>
         <w:drawing>
-          <wp:anchor distT="0" distB="0" distL="114300" distR="114300" simplePos="0" relativeHeight="251617280" behindDoc="1" locked="0" layoutInCell="1" allowOverlap="1" wp14:anchorId="4FDDAD65" wp14:editId="7481F23D">
+          <wp:anchor distT="0" distB="0" distL="114300" distR="114300" simplePos="0" relativeHeight="251645952" behindDoc="1" locked="0" layoutInCell="1" allowOverlap="1" wp14:anchorId="4FDDAD65" wp14:editId="1D3DFDBD">
             <wp:simplePos x="0" y="0"/>
             <wp:positionH relativeFrom="column">
-              <wp:posOffset>-292735</wp:posOffset>
+              <wp:posOffset>1821815</wp:posOffset>
             </wp:positionH>
             <wp:positionV relativeFrom="paragraph">
-              <wp:posOffset>224012</wp:posOffset>
+              <wp:posOffset>647700</wp:posOffset>
             </wp:positionV>
             <wp:extent cx="1353664" cy="1390650"/>
             <wp:effectExtent l="0" t="0" r="0" b="0"/>
@@ -368,8 +310,15 @@
         <w:rPr>
           <w:rFonts w:asciiTheme="majorBidi" w:hAnsiTheme="majorBidi" w:cstheme="majorBidi"/>
         </w:rPr>
-        <w:t>(g) We are not a government owned entity.</w:t>
-      </w:r>
+        <w:t>(f) Our firm, its affiliates or subsidiaries, including any Subcontractors or Suppliers for any part of the contract, has not been declared ineligible by DP, under the Employer's country laws or official regulations or by an act of compliance with a decision of the United Nations Security Council;</w:t>
+      </w:r>
+    </w:p>
+    <w:p>
+      <w:pPr>
+        <w:rPr>
+          <w:rFonts w:asciiTheme="majorBidi" w:hAnsiTheme="majorBidi" w:cstheme="majorBidi"/>
+        </w:rPr>
+      </w:pPr>
       <w:r>
         <w:rPr>
           <w:rFonts w:asciiTheme="majorBidi" w:hAnsiTheme="majorBidi" w:cstheme="majorBidi"/>
@@ -377,37 +326,14 @@
           <w:sz w:val="20"/>
           <w:szCs w:val="20"/>
         </w:rPr>
-        <w:t xml:space="preserve"> </w:t>
-      </w:r>
-    </w:p>
-    <w:p>
-      <w:pPr>
-        <w:rPr>
-          <w:rFonts w:asciiTheme="majorBidi" w:hAnsiTheme="majorBidi" w:cstheme="majorBidi"/>
-        </w:rPr>
-      </w:pPr>
-    </w:p>
-    <w:p>
-      <w:pPr>
-        <w:rPr>
-          <w:rFonts w:asciiTheme="majorBidi" w:hAnsiTheme="majorBidi" w:cstheme="majorBidi"/>
-        </w:rPr>
-      </w:pPr>
-      <w:r>
-        <w:rPr>
-          <w:rFonts w:asciiTheme="majorBidi" w:hAnsiTheme="majorBidi" w:cstheme="majorBidi"/>
-          <w:noProof/>
-          <w:sz w:val="20"/>
-          <w:szCs w:val="20"/>
-        </w:rPr>
         <w:drawing>
-          <wp:anchor distT="0" distB="0" distL="114300" distR="114300" simplePos="0" relativeHeight="251683840" behindDoc="1" locked="0" layoutInCell="1" allowOverlap="1" wp14:anchorId="3FB53590" wp14:editId="07EE77EA">
+          <wp:anchor distT="0" distB="0" distL="114300" distR="114300" simplePos="0" relativeHeight="251669504" behindDoc="1" locked="0" layoutInCell="1" allowOverlap="1" wp14:anchorId="3FB53590" wp14:editId="36AC865B">
             <wp:simplePos x="0" y="0"/>
             <wp:positionH relativeFrom="column">
-              <wp:posOffset>2099144</wp:posOffset>
+              <wp:posOffset>4832350</wp:posOffset>
             </wp:positionH>
             <wp:positionV relativeFrom="paragraph">
-              <wp:posOffset>311785</wp:posOffset>
+              <wp:posOffset>210820</wp:posOffset>
             </wp:positionV>
             <wp:extent cx="840740" cy="485775"/>
             <wp:effectExtent l="0" t="0" r="0" b="9525"/>
@@ -447,187 +373,12 @@
           </wp:anchor>
         </w:drawing>
       </w:r>
-    </w:p>
-    <w:p>
-      <w:pPr>
-        <w:rPr>
-          <w:rFonts w:asciiTheme="majorBidi" w:hAnsiTheme="majorBidi" w:cstheme="majorBidi"/>
-        </w:rPr>
-      </w:pPr>
-    </w:p>
-    <w:p>
-      <w:pPr>
-        <w:rPr>
-          <w:rFonts w:asciiTheme="majorBidi" w:hAnsiTheme="majorBidi" w:cstheme="majorBidi"/>
-        </w:rPr>
-      </w:pPr>
-      <w:r>
-        <w:rPr>
-          <w:rFonts w:asciiTheme="majorBidi" w:hAnsiTheme="majorBidi" w:cstheme="majorBidi"/>
-        </w:rPr>
-        <w:lastRenderedPageBreak/>
-        <w:t>(h) We declare that, we including any subcontractors or suppliers for any part of the contract do not have any conflict of interest in accordance with ITB 4.3 and we have not been punished for an offense relating to the concerned profession or business.</w:t>
-      </w:r>
-    </w:p>
-    <w:p>
-      <w:pPr>
-        <w:rPr>
-          <w:rFonts w:asciiTheme="majorBidi" w:hAnsiTheme="majorBidi" w:cstheme="majorBidi"/>
-        </w:rPr>
-      </w:pPr>
-      <w:r>
-        <w:rPr>
-          <w:rFonts w:asciiTheme="majorBidi" w:hAnsiTheme="majorBidi" w:cstheme="majorBidi"/>
-        </w:rPr>
-        <w:t>(</w:t>
-      </w:r>
-      <w:proofErr w:type="spellStart"/>
-      <w:r>
-        <w:rPr>
-          <w:rFonts w:asciiTheme="majorBidi" w:hAnsiTheme="majorBidi" w:cstheme="majorBidi"/>
-        </w:rPr>
-        <w:t>i</w:t>
-      </w:r>
-      <w:proofErr w:type="spellEnd"/>
-      <w:r>
-        <w:rPr>
-          <w:rFonts w:asciiTheme="majorBidi" w:hAnsiTheme="majorBidi" w:cstheme="majorBidi"/>
-        </w:rPr>
-        <w:t>) We declare that we are solely responsible for the authenticity of the documents submitted by us. The document and information submitted by us are true and correct. If any document/information given is found to be concealed at a later date, we shall accept any legal actions by the Employer.</w:t>
-      </w:r>
-    </w:p>
-    <w:p>
-      <w:pPr>
-        <w:rPr>
-          <w:rFonts w:asciiTheme="majorBidi" w:hAnsiTheme="majorBidi" w:cstheme="majorBidi"/>
-        </w:rPr>
-      </w:pPr>
-      <w:r>
-        <w:rPr>
-          <w:rFonts w:asciiTheme="majorBidi" w:hAnsiTheme="majorBidi" w:cstheme="majorBidi"/>
-        </w:rPr>
-        <w:t>(j) We agree to permit the Employer/DP or its representative to inspect our accounts and records and other documents relating to the bid submission and to have them audited by auditors appointed by the Employer.</w:t>
-      </w:r>
-    </w:p>
-    <w:p>
-      <w:pPr>
-        <w:rPr>
-          <w:rFonts w:asciiTheme="majorBidi" w:hAnsiTheme="majorBidi" w:cstheme="majorBidi"/>
-        </w:rPr>
-      </w:pPr>
-      <w:r>
-        <w:rPr>
-          <w:rFonts w:asciiTheme="majorBidi" w:hAnsiTheme="majorBidi" w:cstheme="majorBidi"/>
-        </w:rPr>
-        <w:t>k) If our Bid is accepted, we commit to mobilizing key equipment and personnel in accordance with the requirements set forth in Section VI (Works Requirement) and our technical proposal, or as otherwise agreed with the Employer.</w:t>
-      </w:r>
-    </w:p>
-    <w:p>
-      <w:pPr>
-        <w:rPr>
-          <w:rFonts w:asciiTheme="majorBidi" w:hAnsiTheme="majorBidi" w:cstheme="majorBidi"/>
-        </w:rPr>
-      </w:pPr>
-      <w:r>
-        <w:rPr>
-          <w:rFonts w:asciiTheme="majorBidi" w:hAnsiTheme="majorBidi" w:cstheme="majorBidi"/>
-        </w:rPr>
-        <w:t>(l) We declare that we have not running contracts more than five (5) in accordance with ITB 4.9.</w:t>
-      </w:r>
-    </w:p>
-    <w:p>
-      <w:pPr>
-        <w:rPr>
-          <w:rFonts w:asciiTheme="majorBidi" w:hAnsiTheme="majorBidi" w:cstheme="majorBidi"/>
-        </w:rPr>
-      </w:pPr>
-    </w:p>
-    <w:p>
-      <w:pPr>
-        <w:rPr>
-          <w:rFonts w:asciiTheme="majorBidi" w:hAnsiTheme="majorBidi" w:cstheme="majorBidi"/>
-        </w:rPr>
-      </w:pPr>
-      <w:r>
-        <w:rPr>
-          <w:rFonts w:asciiTheme="majorBidi" w:hAnsiTheme="majorBidi" w:cstheme="majorBidi"/>
-          <w:b/>
-        </w:rPr>
-        <w:t xml:space="preserve">Name: </w:t>
-      </w:r>
-      <w:r>
-        <w:rPr>
-          <w:rFonts w:asciiTheme="majorBidi" w:hAnsiTheme="majorBidi" w:cstheme="majorBidi"/>
-        </w:rPr>
-        <w:t>{{AUTHORIZED_PERSON</w:t>
-      </w:r>
-      <w:r>
-        <w:rPr>
-          <w:rFonts w:asciiTheme="majorBidi" w:hAnsiTheme="majorBidi" w:cstheme="majorBidi"/>
-        </w:rPr>
-        <w:t>_NAME</w:t>
-      </w:r>
-      <w:r>
-        <w:rPr>
-          <w:rFonts w:asciiTheme="majorBidi" w:hAnsiTheme="majorBidi" w:cstheme="majorBidi"/>
-        </w:rPr>
-        <w:t>}}</w:t>
-      </w:r>
-    </w:p>
-    <w:p>
-      <w:pPr>
-        <w:rPr>
-          <w:rFonts w:asciiTheme="majorBidi" w:hAnsiTheme="majorBidi" w:cstheme="majorBidi"/>
-        </w:rPr>
-      </w:pPr>
-      <w:r>
-        <w:rPr>
-          <w:rFonts w:asciiTheme="majorBidi" w:hAnsiTheme="majorBidi" w:cstheme="majorBidi"/>
-          <w:b/>
-        </w:rPr>
-        <w:t xml:space="preserve">In the capacity of </w:t>
-      </w:r>
-      <w:r>
-        <w:rPr>
-          <w:rFonts w:asciiTheme="majorBidi" w:hAnsiTheme="majorBidi" w:cstheme="majorBidi"/>
-        </w:rPr>
-        <w:t xml:space="preserve">Authorized Representative of </w:t>
-      </w:r>
-      <w:r>
-        <w:rPr>
-          <w:rFonts w:asciiTheme="majorBidi" w:hAnsiTheme="majorBidi" w:cstheme="majorBidi"/>
-          <w:b/>
-        </w:rPr>
-        <w:t>{{</w:t>
-      </w:r>
-      <w:r>
-        <w:rPr>
-          <w:rFonts w:asciiTheme="majorBidi" w:hAnsiTheme="majorBidi" w:cstheme="majorBidi"/>
-          <w:b/>
-        </w:rPr>
-        <w:t>LEAD_PARTNER</w:t>
-      </w:r>
-      <w:r>
-        <w:rPr>
-          <w:rFonts w:asciiTheme="majorBidi" w:hAnsiTheme="majorBidi" w:cstheme="majorBidi"/>
-          <w:b/>
-        </w:rPr>
-        <w:t>_NAME}}</w:t>
-      </w:r>
-    </w:p>
-    <w:p>
-      <w:pPr>
-        <w:rPr>
-          <w:rFonts w:asciiTheme="majorBidi" w:hAnsiTheme="majorBidi" w:cstheme="majorBidi"/>
-        </w:rPr>
-      </w:pPr>
-    </w:p>
-    <w:p>
-      <w:pPr>
-        <w:rPr>
-          <w:rFonts w:asciiTheme="majorBidi" w:hAnsiTheme="majorBidi" w:cstheme="majorBidi"/>
-        </w:rPr>
-      </w:pPr>
+      <w:r>
+        <w:rPr>
+          <w:rFonts w:asciiTheme="majorBidi" w:hAnsiTheme="majorBidi" w:cstheme="majorBidi"/>
+        </w:rPr>
+        <w:t>(g) We are not a government owned entity.</w:t>
+      </w:r>
       <w:r>
         <w:rPr>
           <w:rFonts w:asciiTheme="majorBidi" w:hAnsiTheme="majorBidi" w:cstheme="majorBidi"/>
@@ -635,8 +386,234 @@
           <w:sz w:val="20"/>
           <w:szCs w:val="20"/>
         </w:rPr>
+        <w:t xml:space="preserve"> </w:t>
+      </w:r>
+    </w:p>
+    <w:p>
+      <w:pPr>
+        <w:rPr>
+          <w:rFonts w:asciiTheme="majorBidi" w:hAnsiTheme="majorBidi" w:cstheme="majorBidi"/>
+        </w:rPr>
+      </w:pPr>
+    </w:p>
+    <w:p>
+      <w:pPr>
+        <w:rPr>
+          <w:rFonts w:asciiTheme="majorBidi" w:hAnsiTheme="majorBidi" w:cstheme="majorBidi"/>
+        </w:rPr>
+      </w:pPr>
+    </w:p>
+    <w:p>
+      <w:pPr>
+        <w:ind w:firstLine="720"/>
+        <w:rPr>
+          <w:rFonts w:asciiTheme="majorBidi" w:hAnsiTheme="majorBidi" w:cstheme="majorBidi"/>
+        </w:rPr>
+      </w:pPr>
+    </w:p>
+    <w:p>
+      <w:pPr>
+        <w:rPr>
+          <w:rFonts w:asciiTheme="majorBidi" w:hAnsiTheme="majorBidi" w:cstheme="majorBidi"/>
+        </w:rPr>
+      </w:pPr>
+    </w:p>
+    <w:p>
+      <w:pPr>
+        <w:rPr>
+          <w:rFonts w:asciiTheme="majorBidi" w:hAnsiTheme="majorBidi" w:cstheme="majorBidi"/>
+        </w:rPr>
+        <w:sectPr>
+          <w:headerReference w:type="default" r:id="rId10"/>
+          <w:pgSz w:w="12240" w:h="15840"/>
+          <w:pgMar w:top="1440" w:right="864" w:bottom="1440" w:left="864" w:header="0" w:footer="0" w:gutter="0"/>
+          <w:cols w:space="720"/>
+          <w:docGrid w:linePitch="360"/>
+        </w:sectPr>
+      </w:pPr>
+    </w:p>
+    <w:p>
+      <w:pPr>
+        <w:rPr>
+          <w:rFonts w:asciiTheme="majorBidi" w:hAnsiTheme="majorBidi" w:cstheme="majorBidi"/>
+        </w:rPr>
+      </w:pPr>
+      <w:r>
+        <w:rPr>
+          <w:rFonts w:asciiTheme="majorBidi" w:hAnsiTheme="majorBidi" w:cstheme="majorBidi"/>
+        </w:rPr>
+        <w:lastRenderedPageBreak/>
+        <w:t>(h) We declare that, we including any subcontractors or suppliers for any part of the contract do not have any conflict of interest in accordance with ITB 4.3 and we have not been punished for an offense relating to the concerned profession or business.</w:t>
+      </w:r>
+    </w:p>
+    <w:p>
+      <w:pPr>
+        <w:rPr>
+          <w:rFonts w:asciiTheme="majorBidi" w:hAnsiTheme="majorBidi" w:cstheme="majorBidi"/>
+        </w:rPr>
+      </w:pPr>
+      <w:r>
+        <w:rPr>
+          <w:rFonts w:asciiTheme="majorBidi" w:hAnsiTheme="majorBidi" w:cstheme="majorBidi"/>
+        </w:rPr>
+        <w:t>(</w:t>
+      </w:r>
+      <w:proofErr w:type="spellStart"/>
+      <w:r>
+        <w:rPr>
+          <w:rFonts w:asciiTheme="majorBidi" w:hAnsiTheme="majorBidi" w:cstheme="majorBidi"/>
+        </w:rPr>
+        <w:t>i</w:t>
+      </w:r>
+      <w:proofErr w:type="spellEnd"/>
+      <w:r>
+        <w:rPr>
+          <w:rFonts w:asciiTheme="majorBidi" w:hAnsiTheme="majorBidi" w:cstheme="majorBidi"/>
+        </w:rPr>
+        <w:t>) We declare that we are solely responsible for the authenticity of the documents submitted by us. The document and information submitted by us are true and correct. If any document/information given is found to be concealed at a later date, we shall accept any legal actions by the Employer.</w:t>
+      </w:r>
+    </w:p>
+    <w:p>
+      <w:pPr>
+        <w:rPr>
+          <w:rFonts w:asciiTheme="majorBidi" w:hAnsiTheme="majorBidi" w:cstheme="majorBidi"/>
+        </w:rPr>
+      </w:pPr>
+      <w:r>
+        <w:rPr>
+          <w:rFonts w:asciiTheme="majorBidi" w:hAnsiTheme="majorBidi" w:cstheme="majorBidi"/>
+        </w:rPr>
+        <w:t>(j) We agree to permit the Employer/DP or its representative to inspect our accounts and records and other documents relating to the bid submission and to have them audited by auditors appointed by the Employer.</w:t>
+      </w:r>
+    </w:p>
+    <w:p>
+      <w:pPr>
+        <w:rPr>
+          <w:rFonts w:asciiTheme="majorBidi" w:hAnsiTheme="majorBidi" w:cstheme="majorBidi"/>
+        </w:rPr>
+      </w:pPr>
+      <w:r>
+        <w:rPr>
+          <w:rFonts w:asciiTheme="majorBidi" w:hAnsiTheme="majorBidi" w:cstheme="majorBidi"/>
+        </w:rPr>
+        <w:t>k) If our Bid is accepted, we commit to mobilizing key equipment and personnel in accordance with the requirements set forth in Section VI (Works Requirement) and our technical proposal, or as otherwise agreed with the Employer.</w:t>
+      </w:r>
+    </w:p>
+    <w:p>
+      <w:pPr>
+        <w:rPr>
+          <w:rFonts w:asciiTheme="majorBidi" w:hAnsiTheme="majorBidi" w:cstheme="majorBidi"/>
+        </w:rPr>
+      </w:pPr>
+      <w:r>
+        <w:rPr>
+          <w:rFonts w:asciiTheme="majorBidi" w:hAnsiTheme="majorBidi" w:cstheme="majorBidi"/>
+        </w:rPr>
+        <w:t>(l) We declare that we have not running contracts more than five (5) in accordance with ITB 4.9.</w:t>
+      </w:r>
+    </w:p>
+    <w:p>
+      <w:pPr>
+        <w:rPr>
+          <w:rFonts w:asciiTheme="majorBidi" w:hAnsiTheme="majorBidi" w:cstheme="majorBidi"/>
+        </w:rPr>
+      </w:pPr>
+    </w:p>
+    <w:p>
+      <w:pPr>
+        <w:rPr>
+          <w:rFonts w:asciiTheme="majorBidi" w:hAnsiTheme="majorBidi" w:cstheme="majorBidi"/>
+        </w:rPr>
+      </w:pPr>
+      <w:r>
+        <w:rPr>
+          <w:rFonts w:asciiTheme="majorBidi" w:hAnsiTheme="majorBidi" w:cstheme="majorBidi"/>
+          <w:b/>
+        </w:rPr>
+        <w:t xml:space="preserve">Name: </w:t>
+      </w:r>
+      <w:r>
+        <w:rPr>
+          <w:rFonts w:asciiTheme="majorBidi" w:hAnsiTheme="majorBidi" w:cstheme="majorBidi"/>
+        </w:rPr>
+        <w:t>{{AUTHORIZED_PERSON</w:t>
+      </w:r>
+      <w:r>
+        <w:rPr>
+          <w:rFonts w:asciiTheme="majorBidi" w:hAnsiTheme="majorBidi" w:cstheme="majorBidi"/>
+        </w:rPr>
+        <w:t>_NAME</w:t>
+      </w:r>
+      <w:r>
+        <w:rPr>
+          <w:rFonts w:asciiTheme="majorBidi" w:hAnsiTheme="majorBidi" w:cstheme="majorBidi"/>
+        </w:rPr>
+        <w:t>}}</w:t>
+      </w:r>
+    </w:p>
+    <w:p>
+      <w:pPr>
+        <w:rPr>
+          <w:rFonts w:asciiTheme="majorBidi" w:hAnsiTheme="majorBidi" w:cstheme="majorBidi"/>
+        </w:rPr>
+      </w:pPr>
+      <w:r>
+        <w:rPr>
+          <w:rFonts w:asciiTheme="majorBidi" w:hAnsiTheme="majorBidi" w:cstheme="majorBidi"/>
+          <w:b/>
+        </w:rPr>
+        <w:t xml:space="preserve">In the capacity of </w:t>
+      </w:r>
+      <w:r>
+        <w:rPr>
+          <w:rFonts w:asciiTheme="majorBidi" w:hAnsiTheme="majorBidi" w:cstheme="majorBidi"/>
+        </w:rPr>
+        <w:t xml:space="preserve">Authorized Representative of </w:t>
+      </w:r>
+      <w:r>
+        <w:rPr>
+          <w:rFonts w:asciiTheme="majorBidi" w:hAnsiTheme="majorBidi" w:cstheme="majorBidi"/>
+          <w:b/>
+        </w:rPr>
+        <w:t>{{</w:t>
+      </w:r>
+      <w:r>
+        <w:rPr>
+          <w:rFonts w:asciiTheme="majorBidi" w:hAnsiTheme="majorBidi" w:cstheme="majorBidi"/>
+          <w:b/>
+        </w:rPr>
+        <w:t>LEAD_PARTNER</w:t>
+      </w:r>
+      <w:r>
+        <w:rPr>
+          <w:rFonts w:asciiTheme="majorBidi" w:hAnsiTheme="majorBidi" w:cstheme="majorBidi"/>
+          <w:b/>
+        </w:rPr>
+        <w:t>_NAME}}</w:t>
+      </w:r>
+    </w:p>
+    <w:p>
+      <w:pPr>
+        <w:rPr>
+          <w:rFonts w:asciiTheme="majorBidi" w:hAnsiTheme="majorBidi" w:cstheme="majorBidi"/>
+        </w:rPr>
+      </w:pPr>
+    </w:p>
+    <w:p>
+      <w:pPr>
+        <w:rPr>
+          <w:rFonts w:asciiTheme="majorBidi" w:hAnsiTheme="majorBidi" w:cstheme="majorBidi"/>
+        </w:rPr>
+      </w:pPr>
+      <w:r>
+        <w:rPr>
+          <w:rFonts w:asciiTheme="majorBidi" w:hAnsiTheme="majorBidi" w:cstheme="majorBidi"/>
+          <w:noProof/>
+          <w:sz w:val="20"/>
+          <w:szCs w:val="20"/>
+        </w:rPr>
         <w:drawing>
-          <wp:anchor distT="0" distB="0" distL="114300" distR="114300" simplePos="0" relativeHeight="251669504" behindDoc="1" locked="0" layoutInCell="1" allowOverlap="1" wp14:anchorId="7370D326" wp14:editId="399A933D">
+          <wp:anchor distT="0" distB="0" distL="114300" distR="114300" simplePos="0" relativeHeight="251664384" behindDoc="1" locked="0" layoutInCell="1" allowOverlap="1" wp14:anchorId="7370D326" wp14:editId="399A933D">
             <wp:simplePos x="0" y="0"/>
             <wp:positionH relativeFrom="column">
               <wp:posOffset>436908</wp:posOffset>
@@ -785,7 +762,7 @@
           <w:szCs w:val="20"/>
         </w:rPr>
         <w:drawing>
-          <wp:anchor distT="0" distB="0" distL="114300" distR="114300" simplePos="0" relativeHeight="251682816" behindDoc="1" locked="0" layoutInCell="1" allowOverlap="1" wp14:anchorId="03D00478" wp14:editId="1E60F046">
+          <wp:anchor distT="0" distB="0" distL="114300" distR="114300" simplePos="0" relativeHeight="251667456" behindDoc="1" locked="0" layoutInCell="1" allowOverlap="1" wp14:anchorId="03D00478" wp14:editId="1E60F046">
             <wp:simplePos x="0" y="0"/>
             <wp:positionH relativeFrom="column">
               <wp:posOffset>0</wp:posOffset>
@@ -895,26 +872,43 @@
         <w:jc w:val="center"/>
         <w:rPr>
           <w:rFonts w:asciiTheme="majorBidi" w:hAnsiTheme="majorBidi" w:cstheme="majorBidi"/>
+        </w:rPr>
+      </w:pPr>
+      <w:r>
+        <w:rPr>
+          <w:rFonts w:asciiTheme="majorBidi" w:hAnsiTheme="majorBidi" w:cstheme="majorBidi"/>
           <w:b/>
           <w:sz w:val="28"/>
           <w:u w:val="single"/>
         </w:rPr>
-      </w:pPr>
+        <w:lastRenderedPageBreak/>
+        <w:t>Letter of Price Bid</w:t>
+      </w:r>
     </w:p>
     <w:p>
       <w:pPr>
-        <w:jc w:val="center"/>
+        <w:jc w:val="right"/>
+        <w:rPr>
+          <w:rFonts w:asciiTheme="majorBidi" w:hAnsiTheme="majorBidi" w:cstheme="majorBidi"/>
+        </w:rPr>
+      </w:pPr>
+      <w:r>
         <w:rPr>
           <w:rFonts w:asciiTheme="majorBidi" w:hAnsiTheme="majorBidi" w:cstheme="majorBidi"/>
           <w:b/>
-          <w:sz w:val="28"/>
-          <w:u w:val="single"/>
-        </w:rPr>
-      </w:pPr>
+        </w:rPr>
+        <w:t xml:space="preserve">Date: </w:t>
+      </w:r>
+      <w:r>
+        <w:rPr>
+          <w:rFonts w:asciiTheme="majorBidi" w:hAnsiTheme="majorBidi" w:cstheme="majorBidi"/>
+        </w:rPr>
+        <w:t>{{BID_DATE}}</w:t>
+      </w:r>
     </w:p>
     <w:p>
       <w:pPr>
-        <w:jc w:val="center"/>
+        <w:jc w:val="right"/>
         <w:rPr>
           <w:rFonts w:asciiTheme="majorBidi" w:hAnsiTheme="majorBidi" w:cstheme="majorBidi"/>
         </w:rPr>
@@ -923,10 +917,14 @@
         <w:rPr>
           <w:rFonts w:asciiTheme="majorBidi" w:hAnsiTheme="majorBidi" w:cstheme="majorBidi"/>
           <w:b/>
-          <w:sz w:val="28"/>
-          <w:u w:val="single"/>
-        </w:rPr>
-        <w:t>Letter of Price Bid</w:t>
+        </w:rPr>
+        <w:t xml:space="preserve">Name of the contract: </w:t>
+      </w:r>
+      <w:r>
+        <w:rPr>
+          <w:rFonts w:asciiTheme="majorBidi" w:hAnsiTheme="majorBidi" w:cstheme="majorBidi"/>
+        </w:rPr>
+        <w:t>{{PROJECT_NAME}}</w:t>
       </w:r>
     </w:p>
     <w:p>
@@ -941,39 +939,30 @@
           <w:rFonts w:asciiTheme="majorBidi" w:hAnsiTheme="majorBidi" w:cstheme="majorBidi"/>
           <w:b/>
         </w:rPr>
-        <w:t xml:space="preserve">Date: </w:t>
-      </w:r>
-      <w:r>
-        <w:rPr>
-          <w:rFonts w:asciiTheme="majorBidi" w:hAnsiTheme="majorBidi" w:cstheme="majorBidi"/>
-        </w:rPr>
-        <w:t>{{BID_DATE}}</w:t>
+        <w:t>Invitation for Bid No IFB No.:</w:t>
+      </w:r>
+      <w:r>
+        <w:rPr>
+          <w:rFonts w:asciiTheme="majorBidi" w:hAnsiTheme="majorBidi" w:cstheme="majorBidi"/>
+        </w:rPr>
+        <w:t>{{IFB_NUMBER}}</w:t>
       </w:r>
     </w:p>
     <w:p>
       <w:pPr>
-        <w:jc w:val="right"/>
-        <w:rPr>
-          <w:rFonts w:asciiTheme="majorBidi" w:hAnsiTheme="majorBidi" w:cstheme="majorBidi"/>
-        </w:rPr>
-      </w:pPr>
-      <w:r>
-        <w:rPr>
-          <w:rFonts w:asciiTheme="majorBidi" w:hAnsiTheme="majorBidi" w:cstheme="majorBidi"/>
-          <w:b/>
-        </w:rPr>
-        <w:t xml:space="preserve">Name of the contract: </w:t>
-      </w:r>
-      <w:r>
-        <w:rPr>
-          <w:rFonts w:asciiTheme="majorBidi" w:hAnsiTheme="majorBidi" w:cstheme="majorBidi"/>
-        </w:rPr>
-        <w:t>{{PROJECT_NAME}}</w:t>
+        <w:rPr>
+          <w:rFonts w:asciiTheme="majorBidi" w:hAnsiTheme="majorBidi" w:cstheme="majorBidi"/>
+        </w:rPr>
+      </w:pPr>
+      <w:r>
+        <w:rPr>
+          <w:rFonts w:asciiTheme="majorBidi" w:hAnsiTheme="majorBidi" w:cstheme="majorBidi"/>
+        </w:rPr>
+        <w:t>To:</w:t>
       </w:r>
     </w:p>
     <w:p>
       <w:pPr>
-        <w:jc w:val="right"/>
         <w:rPr>
           <w:rFonts w:asciiTheme="majorBidi" w:hAnsiTheme="majorBidi" w:cstheme="majorBidi"/>
         </w:rPr>
@@ -983,28 +972,7 @@
           <w:rFonts w:asciiTheme="majorBidi" w:hAnsiTheme="majorBidi" w:cstheme="majorBidi"/>
           <w:b/>
         </w:rPr>
-        <w:t xml:space="preserve">Invitation for Bid No IFB </w:t>
-      </w:r>
-      <w:proofErr w:type="gramStart"/>
-      <w:r>
-        <w:rPr>
-          <w:rFonts w:asciiTheme="majorBidi" w:hAnsiTheme="majorBidi" w:cstheme="majorBidi"/>
-          <w:b/>
-        </w:rPr>
-        <w:t>No.:</w:t>
-      </w:r>
-      <w:r>
-        <w:rPr>
-          <w:rFonts w:asciiTheme="majorBidi" w:hAnsiTheme="majorBidi" w:cstheme="majorBidi"/>
-        </w:rPr>
-        <w:t>{</w:t>
-      </w:r>
-      <w:proofErr w:type="gramEnd"/>
-      <w:r>
-        <w:rPr>
-          <w:rFonts w:asciiTheme="majorBidi" w:hAnsiTheme="majorBidi" w:cstheme="majorBidi"/>
-        </w:rPr>
-        <w:t>{IFB_NUMBER}}</w:t>
+        <w:t>{{EMPLOYER_NAME}}</w:t>
       </w:r>
     </w:p>
     <w:p>
@@ -1017,7 +985,7 @@
         <w:rPr>
           <w:rFonts w:asciiTheme="majorBidi" w:hAnsiTheme="majorBidi" w:cstheme="majorBidi"/>
         </w:rPr>
-        <w:t>To:</w:t>
+        <w:t>{{EMPLOYER_ADDRESS}}</w:t>
       </w:r>
     </w:p>
     <w:p>
@@ -1029,9 +997,8 @@
       <w:r>
         <w:rPr>
           <w:rFonts w:asciiTheme="majorBidi" w:hAnsiTheme="majorBidi" w:cstheme="majorBidi"/>
-          <w:b/>
-        </w:rPr>
-        <w:t>{{EMPLOYER_NAME}}</w:t>
+        </w:rPr>
+        <w:t>We, the undersigned, declare that:</w:t>
       </w:r>
     </w:p>
     <w:p>
@@ -1044,7 +1011,7 @@
         <w:rPr>
           <w:rFonts w:asciiTheme="majorBidi" w:hAnsiTheme="majorBidi" w:cstheme="majorBidi"/>
         </w:rPr>
-        <w:t>{{EMPLOYER_ADDRESS}}</w:t>
+        <w:t>(a) We have examined and have no reservations to the Bidding Documents, including Addenda issued in accordance with Instructions to Bidders (ITB) Clause 8.</w:t>
       </w:r>
     </w:p>
     <w:p>
@@ -1057,7 +1024,7 @@
         <w:rPr>
           <w:rFonts w:asciiTheme="majorBidi" w:hAnsiTheme="majorBidi" w:cstheme="majorBidi"/>
         </w:rPr>
-        <w:t>We, the undersigned, declare that:</w:t>
+        <w:t>(b) We offer to execute in conformity with the Bidding Documents the following Works:</w:t>
       </w:r>
     </w:p>
     <w:p>
@@ -1069,8 +1036,9 @@
       <w:r>
         <w:rPr>
           <w:rFonts w:asciiTheme="majorBidi" w:hAnsiTheme="majorBidi" w:cstheme="majorBidi"/>
-        </w:rPr>
-        <w:t>(a) We have examined and have no reservations to the Bidding Documents, including Addenda issued in accordance with Instructions to Bidders (ITB) Clause 8.</w:t>
+          <w:b/>
+        </w:rPr>
+        <w:t>{{PROJECT_NAME}}</w:t>
       </w:r>
     </w:p>
     <w:p>
@@ -1082,52 +1050,9 @@
       <w:r>
         <w:rPr>
           <w:rFonts w:asciiTheme="majorBidi" w:hAnsiTheme="majorBidi" w:cstheme="majorBidi"/>
-        </w:rPr>
-        <w:t>(b) We offer to execute in conformity with the Bidding Documents the following Works:</w:t>
-      </w:r>
-    </w:p>
-    <w:p>
-      <w:pPr>
-        <w:rPr>
-          <w:rFonts w:asciiTheme="majorBidi" w:hAnsiTheme="majorBidi" w:cstheme="majorBidi"/>
-        </w:rPr>
-      </w:pPr>
-      <w:r>
-        <w:rPr>
-          <w:rFonts w:asciiTheme="majorBidi" w:hAnsiTheme="majorBidi" w:cstheme="majorBidi"/>
           <w:b/>
         </w:rPr>
-        <w:t>{{PROJECT_NAME}}</w:t>
-      </w:r>
-    </w:p>
-    <w:p>
-      <w:pPr>
-        <w:rPr>
-          <w:rFonts w:asciiTheme="majorBidi" w:hAnsiTheme="majorBidi" w:cstheme="majorBidi"/>
-        </w:rPr>
-      </w:pPr>
-      <w:r>
-        <w:rPr>
-          <w:rFonts w:asciiTheme="majorBidi" w:hAnsiTheme="majorBidi" w:cstheme="majorBidi"/>
-          <w:b/>
-        </w:rPr>
-        <w:t xml:space="preserve">Contract Identification </w:t>
-      </w:r>
-      <w:proofErr w:type="gramStart"/>
-      <w:r>
-        <w:rPr>
-          <w:rFonts w:asciiTheme="majorBidi" w:hAnsiTheme="majorBidi" w:cstheme="majorBidi"/>
-          <w:b/>
-        </w:rPr>
-        <w:t>No..</w:t>
-      </w:r>
-      <w:proofErr w:type="gramEnd"/>
-      <w:r>
-        <w:rPr>
-          <w:rFonts w:asciiTheme="majorBidi" w:hAnsiTheme="majorBidi" w:cstheme="majorBidi"/>
-          <w:b/>
-        </w:rPr>
-        <w:t xml:space="preserve"> {{IFB_NUMBER}}</w:t>
+        <w:t>Contract Identification No.. {{IFB_NUMBER}}</w:t>
       </w:r>
     </w:p>
     <w:p>
@@ -1285,7 +1210,7 @@
           <w:szCs w:val="20"/>
         </w:rPr>
         <w:drawing>
-          <wp:anchor distT="0" distB="0" distL="114300" distR="114300" simplePos="0" relativeHeight="251655168" behindDoc="1" locked="0" layoutInCell="1" allowOverlap="1" wp14:anchorId="0E5376F1" wp14:editId="3F0CAE28">
+          <wp:anchor distT="0" distB="0" distL="114300" distR="114300" simplePos="0" relativeHeight="251654144" behindDoc="1" locked="0" layoutInCell="1" allowOverlap="1" wp14:anchorId="0E5376F1" wp14:editId="3F0CAE28">
             <wp:simplePos x="0" y="0"/>
             <wp:positionH relativeFrom="column">
               <wp:posOffset>0</wp:posOffset>
@@ -1365,6 +1290,17 @@
           <w:rFonts w:asciiTheme="majorBidi" w:eastAsia="Rockwell" w:hAnsiTheme="majorBidi" w:cstheme="majorBidi"/>
         </w:rPr>
       </w:pPr>
+    </w:p>
+    <w:p>
+      <w:pPr>
+        <w:tabs>
+          <w:tab w:val="left" w:pos="5550"/>
+        </w:tabs>
+        <w:spacing w:before="240" w:after="240" w:line="259" w:lineRule="auto"/>
+        <w:rPr>
+          <w:rFonts w:asciiTheme="majorBidi" w:eastAsia="Rockwell" w:hAnsiTheme="majorBidi" w:cstheme="majorBidi"/>
+        </w:rPr>
+      </w:pPr>
       <w:r>
         <w:rPr>
           <w:rFonts w:asciiTheme="majorBidi" w:hAnsiTheme="majorBidi" w:cstheme="majorBidi"/>
@@ -1373,7 +1309,7 @@
           <w:szCs w:val="20"/>
         </w:rPr>
         <w:drawing>
-          <wp:anchor distT="0" distB="0" distL="114300" distR="114300" simplePos="0" relativeHeight="251663360" behindDoc="1" locked="0" layoutInCell="1" allowOverlap="1" wp14:anchorId="2B56B6BF" wp14:editId="3A972EB3">
+          <wp:anchor distT="0" distB="0" distL="114300" distR="114300" simplePos="0" relativeHeight="251662336" behindDoc="1" locked="0" layoutInCell="1" allowOverlap="1" wp14:anchorId="2B56B6BF" wp14:editId="3A972EB3">
             <wp:simplePos x="0" y="0"/>
             <wp:positionH relativeFrom="column">
               <wp:posOffset>2003729</wp:posOffset>
@@ -1774,7 +1710,7 @@
           <w:szCs w:val="20"/>
         </w:rPr>
         <w:drawing>
-          <wp:anchor distT="0" distB="0" distL="114300" distR="114300" simplePos="0" relativeHeight="251662336" behindDoc="1" locked="0" layoutInCell="1" allowOverlap="1" wp14:anchorId="23744482" wp14:editId="7A0F5E07">
+          <wp:anchor distT="0" distB="0" distL="114300" distR="114300" simplePos="0" relativeHeight="251661312" behindDoc="1" locked="0" layoutInCell="1" allowOverlap="1" wp14:anchorId="23744482" wp14:editId="7A0F5E07">
             <wp:simplePos x="0" y="0"/>
             <wp:positionH relativeFrom="column">
               <wp:posOffset>1868970</wp:posOffset>
@@ -1905,7 +1841,6 @@
           <w:bCs/>
         </w:rPr>
       </w:pPr>
-      <w:proofErr w:type="gramStart"/>
       <w:r>
         <w:rPr>
           <w:rFonts w:asciiTheme="majorBidi" w:hAnsiTheme="majorBidi" w:cstheme="majorBidi"/>
@@ -1927,19 +1862,7 @@
           <w:szCs w:val="24"/>
           <w:u w:val="single"/>
         </w:rPr>
-        <w:t>{</w:t>
-      </w:r>
-      <w:proofErr w:type="gramEnd"/>
-      <w:r>
-        <w:rPr>
-          <w:rFonts w:asciiTheme="majorBidi" w:hAnsiTheme="majorBidi" w:cstheme="majorBidi"/>
-          <w:b/>
-          <w:bCs/>
-          <w:sz w:val="24"/>
-          <w:szCs w:val="24"/>
-          <w:u w:val="single"/>
-        </w:rPr>
-        <w:t>{BID_DATE}}</w:t>
+        <w:t>{{BID_DATE}}</w:t>
       </w:r>
     </w:p>
     <w:p>
@@ -2342,7 +2265,7 @@
           <w:szCs w:val="20"/>
         </w:rPr>
         <w:drawing>
-          <wp:anchor distT="0" distB="0" distL="114300" distR="114300" simplePos="0" relativeHeight="251650048" behindDoc="1" locked="0" layoutInCell="1" allowOverlap="1" wp14:anchorId="15588C85" wp14:editId="79C96AA1">
+          <wp:anchor distT="0" distB="0" distL="114300" distR="114300" simplePos="0" relativeHeight="251652096" behindDoc="1" locked="0" layoutInCell="1" allowOverlap="1" wp14:anchorId="15588C85" wp14:editId="79C96AA1">
             <wp:simplePos x="0" y="0"/>
             <wp:positionH relativeFrom="column">
               <wp:posOffset>1507490</wp:posOffset>
@@ -2401,7 +2324,7 @@
         <mc:AlternateContent>
           <mc:Choice Requires="wps">
             <w:drawing>
-              <wp:anchor distT="0" distB="0" distL="114300" distR="114300" simplePos="0" relativeHeight="251640832" behindDoc="1" locked="0" layoutInCell="1" allowOverlap="1" wp14:anchorId="7AAE3E24" wp14:editId="66A5DAF2">
+              <wp:anchor distT="0" distB="0" distL="114300" distR="114300" simplePos="0" relativeHeight="251650048" behindDoc="1" locked="0" layoutInCell="1" allowOverlap="1" wp14:anchorId="7AAE3E24" wp14:editId="66A5DAF2">
                 <wp:simplePos x="0" y="0"/>
                 <wp:positionH relativeFrom="column">
                   <wp:posOffset>3223260</wp:posOffset>
@@ -2470,7 +2393,7 @@
                                           </pic:cNvPicPr>
                                         </pic:nvPicPr>
                                         <pic:blipFill>
-                                          <a:blip r:embed="rId10"/>
+                                          <a:blip r:embed="rId11"/>
                                           <a:stretch>
                                             <a:fillRect/>
                                           </a:stretch>
@@ -2514,7 +2437,7 @@
                 <v:stroke joinstyle="miter"/>
                 <v:path gradientshapeok="t" o:connecttype="rect"/>
               </v:shapetype>
-              <v:shape id="Text Box 1" o:spid="_x0000_s1026" type="#_x0000_t202" style="position:absolute;left:0;text-align:left;margin-left:253.8pt;margin-top:19.3pt;width:182.25pt;height:82.25pt;z-index:-251675648;visibility:visible;mso-wrap-style:square;mso-height-percent:0;mso-wrap-distance-left:9pt;mso-wrap-distance-top:0;mso-wrap-distance-right:9pt;mso-wrap-distance-bottom:0;mso-position-horizontal:absolute;mso-position-horizontal-relative:text;mso-position-vertical:absolute;mso-position-vertical-relative:text;mso-height-percent:0;mso-height-relative:margin;v-text-anchor:top" o:gfxdata="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" fillcolor="white [3201]" strokecolor="black [3200]" strokeweight="2pt">
+              <v:shape id="Text Box 1" o:spid="_x0000_s1026" type="#_x0000_t202" style="position:absolute;left:0;text-align:left;margin-left:253.8pt;margin-top:19.3pt;width:182.25pt;height:82.25pt;z-index:-251666432;visibility:visible;mso-wrap-style:square;mso-height-percent:0;mso-wrap-distance-left:9pt;mso-wrap-distance-top:0;mso-wrap-distance-right:9pt;mso-wrap-distance-bottom:0;mso-position-horizontal:absolute;mso-position-horizontal-relative:text;mso-position-vertical:absolute;mso-position-vertical-relative:text;mso-height-percent:0;mso-height-relative:margin;v-text-anchor:top" o:gfxdata="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" fillcolor="white [3201]" strokecolor="black [3200]" strokeweight="2pt">
                 <v:textbox>
                   <w:txbxContent>
                     <w:p>
@@ -2543,7 +2466,7 @@
                                     </pic:cNvPicPr>
                                   </pic:nvPicPr>
                                   <pic:blipFill>
-                                    <a:blip r:embed="rId10"/>
+                                    <a:blip r:embed="rId11"/>
                                     <a:stretch>
                                       <a:fillRect/>
                                     </a:stretch>
@@ -3023,7 +2946,7 @@
           <w:szCs w:val="20"/>
         </w:rPr>
         <w:drawing>
-          <wp:anchor distT="0" distB="0" distL="114300" distR="114300" simplePos="0" relativeHeight="251678720" behindDoc="1" locked="0" layoutInCell="1" allowOverlap="1" wp14:anchorId="27715195" wp14:editId="4BABF19D">
+          <wp:anchor distT="0" distB="0" distL="114300" distR="114300" simplePos="0" relativeHeight="251666432" behindDoc="1" locked="0" layoutInCell="1" allowOverlap="1" wp14:anchorId="27715195" wp14:editId="4BABF19D">
             <wp:simplePos x="0" y="0"/>
             <wp:positionH relativeFrom="column">
               <wp:posOffset>5073816</wp:posOffset>
@@ -3046,7 +2969,7 @@
                     <pic:cNvPicPr/>
                   </pic:nvPicPr>
                   <pic:blipFill>
-                    <a:blip r:embed="rId10"/>
+                    <a:blip r:embed="rId11"/>
                     <a:stretch>
                       <a:fillRect/>
                     </a:stretch>
@@ -3074,7 +2997,7 @@
           <w:szCs w:val="20"/>
         </w:rPr>
         <w:drawing>
-          <wp:anchor distT="0" distB="0" distL="114300" distR="114300" simplePos="0" relativeHeight="251674624" behindDoc="1" locked="0" layoutInCell="1" allowOverlap="1" wp14:anchorId="182BC09C" wp14:editId="54E7621E">
+          <wp:anchor distT="0" distB="0" distL="114300" distR="114300" simplePos="0" relativeHeight="251665408" behindDoc="1" locked="0" layoutInCell="1" allowOverlap="1" wp14:anchorId="182BC09C" wp14:editId="54E7621E">
             <wp:simplePos x="0" y="0"/>
             <wp:positionH relativeFrom="column">
               <wp:posOffset>2998608</wp:posOffset>
@@ -3097,7 +3020,7 @@
                     <pic:cNvPicPr/>
                   </pic:nvPicPr>
                   <pic:blipFill>
-                    <a:blip r:embed="rId10"/>
+                    <a:blip r:embed="rId11"/>
                     <a:stretch>
                       <a:fillRect/>
                     </a:stretch>
@@ -3125,7 +3048,7 @@
           <w:szCs w:val="20"/>
         </w:rPr>
         <w:drawing>
-          <wp:anchor distT="0" distB="0" distL="114300" distR="114300" simplePos="0" relativeHeight="251624448" behindDoc="1" locked="0" layoutInCell="1" allowOverlap="1" wp14:anchorId="2A2FA215" wp14:editId="3837049F">
+          <wp:anchor distT="0" distB="0" distL="114300" distR="114300" simplePos="0" relativeHeight="251646976" behindDoc="1" locked="0" layoutInCell="1" allowOverlap="1" wp14:anchorId="2A2FA215" wp14:editId="3837049F">
             <wp:simplePos x="0" y="0"/>
             <wp:positionH relativeFrom="column">
               <wp:posOffset>387985</wp:posOffset>
@@ -3148,7 +3071,7 @@
                     <pic:cNvPicPr/>
                   </pic:nvPicPr>
                   <pic:blipFill>
-                    <a:blip r:embed="rId10"/>
+                    <a:blip r:embed="rId11"/>
                     <a:stretch>
                       <a:fillRect/>
                     </a:stretch>
@@ -3180,7 +3103,6 @@
           <w:u w:val="single"/>
         </w:rPr>
         <w:sectPr>
-          <w:headerReference w:type="default" r:id="rId11"/>
           <w:pgSz w:w="12240" w:h="15840"/>
           <w:pgMar w:top="1440" w:right="864" w:bottom="1440" w:left="864" w:header="0" w:footer="0" w:gutter="0"/>
           <w:cols w:space="720"/>
@@ -3195,7 +3117,6 @@
           <w:rFonts w:asciiTheme="majorBidi" w:hAnsiTheme="majorBidi" w:cstheme="majorBidi"/>
         </w:rPr>
       </w:pPr>
-      <w:proofErr w:type="gramStart"/>
       <w:r>
         <w:rPr>
           <w:rFonts w:asciiTheme="majorBidi" w:hAnsiTheme="majorBidi" w:cstheme="majorBidi"/>
@@ -3217,19 +3138,7 @@
           <w:szCs w:val="24"/>
           <w:u w:val="single"/>
         </w:rPr>
-        <w:t>{</w:t>
-      </w:r>
-      <w:proofErr w:type="gramEnd"/>
-      <w:r>
-        <w:rPr>
-          <w:rFonts w:asciiTheme="majorBidi" w:hAnsiTheme="majorBidi" w:cstheme="majorBidi"/>
-          <w:b/>
-          <w:bCs/>
-          <w:sz w:val="24"/>
-          <w:szCs w:val="24"/>
-          <w:u w:val="single"/>
-        </w:rPr>
-        <w:t>{BID_DATE}}</w:t>
+        <w:t>{{BID_DATE}}</w:t>
       </w:r>
     </w:p>
     <w:p>
@@ -3454,48 +3363,18 @@
       <w:r>
         <w:rPr>
           <w:rFonts w:asciiTheme="majorBidi" w:hAnsiTheme="majorBidi" w:cstheme="majorBidi"/>
-        </w:rPr>
-        <w:t>We will inform our staff about their respective obligation to fulfill declaration of undertaking and to obey the law of Nepal.</w:t>
-      </w:r>
-    </w:p>
-    <w:p>
-      <w:pPr>
-        <w:jc w:val="both"/>
-        <w:rPr>
-          <w:rFonts w:asciiTheme="majorBidi" w:hAnsiTheme="majorBidi" w:cstheme="majorBidi"/>
-          <w:noProof/>
-        </w:rPr>
-      </w:pPr>
-      <w:r>
-        <w:rPr>
-          <w:rFonts w:asciiTheme="majorBidi" w:hAnsiTheme="majorBidi" w:cstheme="majorBidi"/>
-        </w:rPr>
-        <w:t>With Regards,</w:t>
-      </w:r>
-    </w:p>
-    <w:p>
-      <w:pPr>
-        <w:jc w:val="both"/>
-        <w:rPr>
-          <w:rFonts w:asciiTheme="majorBidi" w:hAnsiTheme="majorBidi" w:cstheme="majorBidi"/>
-          <w:noProof/>
-        </w:rPr>
-      </w:pPr>
-      <w:r>
-        <w:rPr>
-          <w:rFonts w:asciiTheme="majorBidi" w:hAnsiTheme="majorBidi" w:cstheme="majorBidi"/>
           <w:noProof/>
           <w:sz w:val="20"/>
           <w:szCs w:val="20"/>
         </w:rPr>
         <w:drawing>
-          <wp:anchor distT="0" distB="0" distL="114300" distR="114300" simplePos="0" relativeHeight="251658240" behindDoc="1" locked="0" layoutInCell="1" allowOverlap="1" wp14:anchorId="17F963A5" wp14:editId="6A01401E">
+          <wp:anchor distT="0" distB="0" distL="114300" distR="114300" simplePos="0" relativeHeight="251658240" behindDoc="1" locked="0" layoutInCell="1" allowOverlap="1" wp14:anchorId="17F963A5" wp14:editId="7AE59DAA">
             <wp:simplePos x="0" y="0"/>
             <wp:positionH relativeFrom="column">
-              <wp:posOffset>2409825</wp:posOffset>
+              <wp:posOffset>3695700</wp:posOffset>
             </wp:positionH>
             <wp:positionV relativeFrom="paragraph">
-              <wp:posOffset>10017</wp:posOffset>
+              <wp:posOffset>448945</wp:posOffset>
             </wp:positionV>
             <wp:extent cx="1353664" cy="1390650"/>
             <wp:effectExtent l="0" t="0" r="0" b="0"/>
@@ -3538,6 +3417,27 @@
           </wp:anchor>
         </w:drawing>
       </w:r>
+      <w:r>
+        <w:rPr>
+          <w:rFonts w:asciiTheme="majorBidi" w:hAnsiTheme="majorBidi" w:cstheme="majorBidi"/>
+        </w:rPr>
+        <w:t>We will inform our staff about their respective obligation to fulfill declaration of undertaking and to obey the law of Nepal.</w:t>
+      </w:r>
+    </w:p>
+    <w:p>
+      <w:pPr>
+        <w:jc w:val="both"/>
+        <w:rPr>
+          <w:rFonts w:asciiTheme="majorBidi" w:hAnsiTheme="majorBidi" w:cstheme="majorBidi"/>
+          <w:noProof/>
+        </w:rPr>
+      </w:pPr>
+      <w:r>
+        <w:rPr>
+          <w:rFonts w:asciiTheme="majorBidi" w:hAnsiTheme="majorBidi" w:cstheme="majorBidi"/>
+        </w:rPr>
+        <w:t>With Regards,</w:t>
+      </w:r>
     </w:p>
     <w:p>
       <w:pPr>
@@ -3555,13 +3455,13 @@
           <w:szCs w:val="20"/>
         </w:rPr>
         <w:drawing>
-          <wp:anchor distT="0" distB="0" distL="114300" distR="114300" simplePos="0" relativeHeight="251629568" behindDoc="1" locked="0" layoutInCell="1" allowOverlap="1" wp14:anchorId="0483EEAD" wp14:editId="31B92858">
+          <wp:anchor distT="0" distB="0" distL="114300" distR="114300" simplePos="0" relativeHeight="251648000" behindDoc="1" locked="0" layoutInCell="1" allowOverlap="1" wp14:anchorId="0483EEAD" wp14:editId="7CB92210">
             <wp:simplePos x="0" y="0"/>
             <wp:positionH relativeFrom="column">
-              <wp:posOffset>742950</wp:posOffset>
+              <wp:posOffset>809625</wp:posOffset>
             </wp:positionH>
             <wp:positionV relativeFrom="paragraph">
-              <wp:posOffset>228600</wp:posOffset>
+              <wp:posOffset>38100</wp:posOffset>
             </wp:positionV>
             <wp:extent cx="841248" cy="588264"/>
             <wp:effectExtent l="0" t="0" r="0" b="2540"/>
@@ -3578,7 +3478,7 @@
                     <pic:cNvPicPr/>
                   </pic:nvPicPr>
                   <pic:blipFill>
-                    <a:blip r:embed="rId10"/>
+                    <a:blip r:embed="rId11"/>
                     <a:stretch>
                       <a:fillRect/>
                     </a:stretch>
@@ -3599,12 +3499,659 @@
         </w:drawing>
       </w:r>
     </w:p>
+    <w:tbl>
+      <w:tblPr>
+        <w:tblStyle w:val="TableGrid"/>
+        <w:tblpPr w:leftFromText="180" w:rightFromText="180" w:vertAnchor="text" w:horzAnchor="margin" w:tblpY="183"/>
+        <w:tblW w:w="3544" w:type="dxa"/>
+        <w:tblBorders>
+          <w:top w:val="none" w:sz="0" w:space="0" w:color="auto"/>
+          <w:left w:val="none" w:sz="0" w:space="0" w:color="auto"/>
+          <w:bottom w:val="none" w:sz="0" w:space="0" w:color="auto"/>
+          <w:right w:val="none" w:sz="0" w:space="0" w:color="auto"/>
+          <w:insideH w:val="none" w:sz="0" w:space="0" w:color="auto"/>
+          <w:insideV w:val="none" w:sz="0" w:space="0" w:color="auto"/>
+        </w:tblBorders>
+        <w:tblLook w:val="04A0" w:firstRow="1" w:lastRow="0" w:firstColumn="1" w:lastColumn="0" w:noHBand="0" w:noVBand="1"/>
+      </w:tblPr>
+      <w:tblGrid>
+        <w:gridCol w:w="3544"/>
+      </w:tblGrid>
+      <w:tr>
+        <w:trPr>
+          <w:trHeight w:val="551"/>
+        </w:trPr>
+        <w:tc>
+          <w:tcPr>
+            <w:tcW w:w="3544" w:type="dxa"/>
+          </w:tcPr>
+          <w:p>
+            <w:pPr>
+              <w:tabs>
+                <w:tab w:val="left" w:pos="5550"/>
+              </w:tabs>
+              <w:spacing w:before="240" w:after="240"/>
+              <w:jc w:val="center"/>
+              <w:rPr>
+                <w:rFonts w:asciiTheme="majorBidi" w:eastAsia="Rockwell" w:hAnsiTheme="majorBidi" w:cstheme="majorBidi"/>
+                <w:b/>
+                <w:sz w:val="28"/>
+                <w:szCs w:val="28"/>
+                <w:u w:val="single"/>
+              </w:rPr>
+            </w:pPr>
+            <w:r>
+              <w:rPr>
+                <w:rFonts w:asciiTheme="majorBidi" w:eastAsia="Rockwell" w:hAnsiTheme="majorBidi" w:cstheme="majorBidi"/>
+                <w:b/>
+                <w:sz w:val="28"/>
+                <w:szCs w:val="28"/>
+                <w:u w:val="single"/>
+              </w:rPr>
+              <w:t>…………………………</w:t>
+            </w:r>
+          </w:p>
+        </w:tc>
+      </w:tr>
+      <w:tr>
+        <w:trPr>
+          <w:trHeight w:val="390"/>
+        </w:trPr>
+        <w:tc>
+          <w:tcPr>
+            <w:tcW w:w="3544" w:type="dxa"/>
+          </w:tcPr>
+          <w:p>
+            <w:pPr>
+              <w:jc w:val="center"/>
+              <w:rPr>
+                <w:rFonts w:asciiTheme="majorBidi" w:hAnsiTheme="majorBidi" w:cstheme="majorBidi"/>
+              </w:rPr>
+            </w:pPr>
+            <w:r>
+              <w:rPr>
+                <w:rFonts w:asciiTheme="majorBidi" w:hAnsiTheme="majorBidi" w:cstheme="majorBidi"/>
+              </w:rPr>
+              <w:t>Mr. {{LEAD_PARTNER_CEO}}</w:t>
+            </w:r>
+          </w:p>
+        </w:tc>
+      </w:tr>
+      <w:tr>
+        <w:trPr>
+          <w:trHeight w:val="398"/>
+        </w:trPr>
+        <w:tc>
+          <w:tcPr>
+            <w:tcW w:w="3544" w:type="dxa"/>
+          </w:tcPr>
+          <w:p>
+            <w:pPr>
+              <w:jc w:val="center"/>
+              <w:rPr>
+                <w:rFonts w:asciiTheme="majorBidi" w:hAnsiTheme="majorBidi" w:cstheme="majorBidi"/>
+              </w:rPr>
+            </w:pPr>
+            <w:r>
+              <w:rPr>
+                <w:rFonts w:asciiTheme="majorBidi" w:hAnsiTheme="majorBidi" w:cstheme="majorBidi"/>
+              </w:rPr>
+              <w:t>(Chief Executive)</w:t>
+            </w:r>
+          </w:p>
+        </w:tc>
+      </w:tr>
+      <w:tr>
+        <w:trPr>
+          <w:trHeight w:val="356"/>
+        </w:trPr>
+        <w:tc>
+          <w:tcPr>
+            <w:tcW w:w="3544" w:type="dxa"/>
+          </w:tcPr>
+          <w:p>
+            <w:pPr>
+              <w:jc w:val="center"/>
+              <w:rPr>
+                <w:rFonts w:asciiTheme="majorBidi" w:hAnsiTheme="majorBidi" w:cstheme="majorBidi"/>
+              </w:rPr>
+            </w:pPr>
+            <w:r>
+              <w:rPr>
+                <w:rFonts w:asciiTheme="majorBidi" w:hAnsiTheme="majorBidi" w:cstheme="majorBidi"/>
+              </w:rPr>
+              <w:t>{{LEAD_PARTNER_NAME}}</w:t>
+            </w:r>
+          </w:p>
+        </w:tc>
+      </w:tr>
+      <w:tr>
+        <w:trPr>
+          <w:trHeight w:val="483"/>
+        </w:trPr>
+        <w:tc>
+          <w:tcPr>
+            <w:tcW w:w="3544" w:type="dxa"/>
+          </w:tcPr>
+          <w:p>
+            <w:pPr>
+              <w:jc w:val="center"/>
+              <w:rPr>
+                <w:rFonts w:asciiTheme="majorBidi" w:hAnsiTheme="majorBidi" w:cstheme="majorBidi"/>
+              </w:rPr>
+            </w:pPr>
+            <w:r>
+              <w:rPr>
+                <w:rFonts w:asciiTheme="majorBidi" w:hAnsiTheme="majorBidi" w:cstheme="majorBidi"/>
+              </w:rPr>
+              <w:t>{{LEAD_ADDRESS}}</w:t>
+            </w:r>
+          </w:p>
+        </w:tc>
+      </w:tr>
+    </w:tbl>
     <w:p>
       <w:pPr>
         <w:jc w:val="both"/>
         <w:rPr>
           <w:rFonts w:asciiTheme="majorBidi" w:hAnsiTheme="majorBidi" w:cstheme="majorBidi"/>
           <w:noProof/>
+        </w:rPr>
+      </w:pPr>
+    </w:p>
+    <w:p>
+      <w:pPr>
+        <w:jc w:val="both"/>
+        <w:rPr>
+          <w:rFonts w:asciiTheme="majorBidi" w:hAnsiTheme="majorBidi" w:cstheme="majorBidi"/>
+          <w:noProof/>
+        </w:rPr>
+      </w:pPr>
+    </w:p>
+    <w:p>
+      <w:pPr>
+        <w:jc w:val="both"/>
+        <w:rPr>
+          <w:rFonts w:asciiTheme="majorBidi" w:hAnsiTheme="majorBidi" w:cstheme="majorBidi"/>
+          <w:noProof/>
+        </w:rPr>
+      </w:pPr>
+    </w:p>
+    <w:p>
+      <w:pPr>
+        <w:jc w:val="both"/>
+        <w:rPr>
+          <w:rFonts w:asciiTheme="majorBidi" w:hAnsiTheme="majorBidi" w:cstheme="majorBidi"/>
+          <w:noProof/>
+        </w:rPr>
+      </w:pPr>
+    </w:p>
+    <w:p>
+      <w:pPr>
+        <w:rPr>
+          <w:rFonts w:asciiTheme="majorBidi" w:hAnsiTheme="majorBidi" w:cstheme="majorBidi"/>
+          <w:noProof/>
+        </w:rPr>
+      </w:pPr>
+    </w:p>
+    <w:p>
+      <w:pPr>
+        <w:rPr>
+          <w:rFonts w:asciiTheme="majorBidi" w:hAnsiTheme="majorBidi" w:cstheme="majorBidi"/>
+          <w:b/>
+          <w:bCs/>
+          <w:sz w:val="24"/>
+          <w:szCs w:val="24"/>
+          <w:u w:val="single"/>
+        </w:rPr>
+      </w:pPr>
+    </w:p>
+    <w:p>
+      <w:pPr>
+        <w:rPr>
+          <w:rFonts w:asciiTheme="majorBidi" w:hAnsiTheme="majorBidi" w:cstheme="majorBidi"/>
+          <w:b/>
+          <w:bCs/>
+          <w:sz w:val="24"/>
+          <w:szCs w:val="24"/>
+          <w:u w:val="single"/>
+        </w:rPr>
+      </w:pPr>
+    </w:p>
+    <w:p>
+      <w:pPr>
+        <w:rPr>
+          <w:rFonts w:asciiTheme="majorBidi" w:hAnsiTheme="majorBidi" w:cstheme="majorBidi"/>
+          <w:b/>
+          <w:bCs/>
+          <w:sz w:val="24"/>
+          <w:szCs w:val="24"/>
+          <w:u w:val="single"/>
+        </w:rPr>
+        <w:sectPr>
+          <w:pgSz w:w="12240" w:h="15840"/>
+          <w:pgMar w:top="1440" w:right="864" w:bottom="1440" w:left="864" w:header="0" w:footer="0" w:gutter="0"/>
+          <w:cols w:space="720"/>
+          <w:docGrid w:linePitch="360"/>
+        </w:sectPr>
+      </w:pPr>
+    </w:p>
+    <w:p>
+      <w:pPr>
+        <w:jc w:val="right"/>
+        <w:rPr>
+          <w:rFonts w:asciiTheme="majorBidi" w:hAnsiTheme="majorBidi" w:cstheme="majorBidi"/>
+        </w:rPr>
+      </w:pPr>
+      <w:r>
+        <w:rPr>
+          <w:rFonts w:asciiTheme="majorBidi" w:hAnsiTheme="majorBidi" w:cstheme="majorBidi"/>
+          <w:b/>
+          <w:bCs/>
+          <w:sz w:val="24"/>
+          <w:szCs w:val="24"/>
+          <w:u w:val="single"/>
+        </w:rPr>
+        <w:lastRenderedPageBreak/>
+        <w:t>Date:</w:t>
+      </w:r>
+      <w:r>
+        <w:rPr>
+          <w:rFonts w:asciiTheme="majorBidi" w:hAnsiTheme="majorBidi" w:cstheme="majorBidi"/>
+          <w:b/>
+          <w:bCs/>
+          <w:sz w:val="24"/>
+          <w:szCs w:val="24"/>
+          <w:u w:val="single"/>
+        </w:rPr>
+        <w:t>{{BID_DATE}}</w:t>
+      </w:r>
+    </w:p>
+    <w:p>
+      <w:pPr>
+        <w:shd w:val="clear" w:color="auto" w:fill="FFFFFF"/>
+        <w:rPr>
+          <w:rFonts w:asciiTheme="majorBidi" w:hAnsiTheme="majorBidi" w:cstheme="majorBidi"/>
+          <w:b/>
+          <w:color w:val="222222"/>
+        </w:rPr>
+      </w:pPr>
+      <w:r>
+        <w:rPr>
+          <w:rFonts w:asciiTheme="majorBidi" w:hAnsiTheme="majorBidi" w:cstheme="majorBidi"/>
+          <w:b/>
+          <w:color w:val="222222"/>
+        </w:rPr>
+        <w:t>To,</w:t>
+      </w:r>
+    </w:p>
+    <w:p>
+      <w:pPr>
+        <w:rPr>
+          <w:rFonts w:asciiTheme="majorBidi" w:hAnsiTheme="majorBidi" w:cstheme="majorBidi"/>
+        </w:rPr>
+      </w:pPr>
+      <w:r>
+        <w:rPr>
+          <w:rFonts w:asciiTheme="majorBidi" w:hAnsiTheme="majorBidi" w:cstheme="majorBidi"/>
+        </w:rPr>
+        <w:t>{{EMPLOYER_NAME}},</w:t>
+      </w:r>
+    </w:p>
+    <w:p>
+      <w:pPr>
+        <w:rPr>
+          <w:rFonts w:asciiTheme="majorBidi" w:hAnsiTheme="majorBidi" w:cstheme="majorBidi"/>
+        </w:rPr>
+      </w:pPr>
+      <w:r>
+        <w:rPr>
+          <w:rFonts w:asciiTheme="majorBidi" w:hAnsiTheme="majorBidi" w:cstheme="majorBidi"/>
+        </w:rPr>
+        <w:t>{{EMPLOYER_ADDRESS}}.</w:t>
+      </w:r>
+    </w:p>
+    <w:p>
+      <w:pPr>
+        <w:rPr>
+          <w:rFonts w:asciiTheme="majorBidi" w:hAnsiTheme="majorBidi" w:cstheme="majorBidi"/>
+        </w:rPr>
+      </w:pPr>
+      <w:r>
+        <w:rPr>
+          <w:rFonts w:asciiTheme="majorBidi" w:hAnsiTheme="majorBidi" w:cstheme="majorBidi"/>
+          <w:u w:val="single"/>
+        </w:rPr>
+        <w:t>Reference</w:t>
+      </w:r>
+      <w:r>
+        <w:rPr>
+          <w:rFonts w:asciiTheme="majorBidi" w:hAnsiTheme="majorBidi" w:cstheme="majorBidi"/>
+          <w:b/>
+          <w:u w:val="single"/>
+        </w:rPr>
+        <w:t>:</w:t>
+      </w:r>
+      <w:r>
+        <w:rPr>
+          <w:rFonts w:asciiTheme="majorBidi" w:hAnsiTheme="majorBidi" w:cstheme="majorBidi"/>
+          <w:b/>
+        </w:rPr>
+        <w:t xml:space="preserve"> {{PROJECT_NAME}}</w:t>
+      </w:r>
+    </w:p>
+    <w:p>
+      <w:pPr>
+        <w:rPr>
+          <w:rFonts w:asciiTheme="majorBidi" w:hAnsiTheme="majorBidi" w:cstheme="majorBidi"/>
+        </w:rPr>
+      </w:pPr>
+      <w:r>
+        <w:rPr>
+          <w:rFonts w:asciiTheme="majorBidi" w:hAnsiTheme="majorBidi" w:cstheme="majorBidi"/>
+          <w:u w:val="single"/>
+        </w:rPr>
+        <w:t>Contract Identification No</w:t>
+      </w:r>
+      <w:r>
+        <w:rPr>
+          <w:rFonts w:asciiTheme="majorBidi" w:hAnsiTheme="majorBidi" w:cstheme="majorBidi"/>
+          <w:bCs/>
+          <w:u w:val="single"/>
+        </w:rPr>
+        <w:t>.:</w:t>
+      </w:r>
+      <w:r>
+        <w:rPr>
+          <w:rFonts w:asciiTheme="majorBidi" w:hAnsiTheme="majorBidi" w:cstheme="majorBidi"/>
+          <w:bCs/>
+        </w:rPr>
+        <w:t xml:space="preserve"> </w:t>
+      </w:r>
+      <w:r>
+        <w:rPr>
+          <w:rFonts w:asciiTheme="majorBidi" w:hAnsiTheme="majorBidi" w:cstheme="majorBidi"/>
+          <w:b/>
+        </w:rPr>
+        <w:t>{{IFB_NUMBER}}</w:t>
+      </w:r>
+      <w:r>
+        <w:rPr>
+          <w:rFonts w:asciiTheme="majorBidi" w:hAnsiTheme="majorBidi" w:cstheme="majorBidi"/>
+          <w:b/>
+          <w:color w:val="333333"/>
+        </w:rPr>
+        <w:br/>
+      </w:r>
+    </w:p>
+    <w:p>
+      <w:pPr>
+        <w:rPr>
+          <w:rFonts w:asciiTheme="majorBidi" w:hAnsiTheme="majorBidi" w:cstheme="majorBidi"/>
+        </w:rPr>
+      </w:pPr>
+    </w:p>
+    <w:p>
+      <w:pPr>
+        <w:jc w:val="center"/>
+        <w:rPr>
+          <w:rFonts w:asciiTheme="majorBidi" w:hAnsiTheme="majorBidi" w:cstheme="majorBidi"/>
+          <w:b/>
+          <w:sz w:val="32"/>
+          <w:szCs w:val="32"/>
+          <w:u w:val="single"/>
+        </w:rPr>
+      </w:pPr>
+      <w:r>
+        <w:rPr>
+          <w:rFonts w:asciiTheme="majorBidi" w:hAnsiTheme="majorBidi" w:cstheme="majorBidi"/>
+          <w:b/>
+          <w:sz w:val="32"/>
+          <w:szCs w:val="32"/>
+          <w:u w:val="single"/>
+        </w:rPr>
+        <w:t>Running Contract Self Declaration</w:t>
+      </w:r>
+    </w:p>
+    <w:p>
+      <w:pPr>
+        <w:jc w:val="both"/>
+        <w:rPr>
+          <w:rFonts w:asciiTheme="majorBidi" w:hAnsiTheme="majorBidi" w:cstheme="majorBidi"/>
+        </w:rPr>
+      </w:pPr>
+      <w:r>
+        <w:rPr>
+          <w:rFonts w:asciiTheme="majorBidi" w:hAnsiTheme="majorBidi" w:cstheme="majorBidi"/>
+        </w:rPr>
+        <w:t xml:space="preserve">As per the provision of Clause 3 (4 </w:t>
+      </w:r>
+      <w:proofErr w:type="spellStart"/>
+      <w:r>
+        <w:rPr>
+          <w:rFonts w:asciiTheme="majorBidi" w:hAnsiTheme="majorBidi" w:cstheme="majorBidi"/>
+        </w:rPr>
+        <w:t>gha</w:t>
+      </w:r>
+      <w:proofErr w:type="spellEnd"/>
+      <w:r>
+        <w:rPr>
+          <w:rFonts w:asciiTheme="majorBidi" w:hAnsiTheme="majorBidi" w:cstheme="majorBidi"/>
+        </w:rPr>
+        <w:t xml:space="preserve"> 3) of Public Procurement act 2063, 11th edition, We, the undersigned, declare that:</w:t>
+      </w:r>
+    </w:p>
+    <w:p>
+      <w:pPr>
+        <w:jc w:val="both"/>
+        <w:rPr>
+          <w:rFonts w:asciiTheme="majorBidi" w:hAnsiTheme="majorBidi" w:cstheme="majorBidi"/>
+        </w:rPr>
+      </w:pPr>
+      <w:r>
+        <w:rPr>
+          <w:rFonts w:asciiTheme="majorBidi" w:hAnsiTheme="majorBidi" w:cstheme="majorBidi"/>
+        </w:rPr>
+        <w:t>The number of contracts being awarded to us till this date is not more than</w:t>
+      </w:r>
+      <w:r>
+        <w:rPr>
+          <w:rFonts w:asciiTheme="majorBidi" w:hAnsiTheme="majorBidi" w:cstheme="majorBidi"/>
+          <w:b/>
+        </w:rPr>
+        <w:t xml:space="preserve"> 5</w:t>
+      </w:r>
+      <w:r>
+        <w:rPr>
+          <w:rFonts w:asciiTheme="majorBidi" w:hAnsiTheme="majorBidi" w:cstheme="majorBidi"/>
+        </w:rPr>
+        <w:t xml:space="preserve"> and in accordance with Clause 3 (4 </w:t>
+      </w:r>
+      <w:proofErr w:type="spellStart"/>
+      <w:r>
+        <w:rPr>
+          <w:rFonts w:asciiTheme="majorBidi" w:hAnsiTheme="majorBidi" w:cstheme="majorBidi"/>
+        </w:rPr>
+        <w:t>gha</w:t>
+      </w:r>
+      <w:proofErr w:type="spellEnd"/>
+      <w:r>
+        <w:rPr>
+          <w:rFonts w:asciiTheme="majorBidi" w:hAnsiTheme="majorBidi" w:cstheme="majorBidi"/>
+        </w:rPr>
+        <w:t xml:space="preserve"> 3) of Public Procurement act 2063, 11th edition.</w:t>
+      </w:r>
+    </w:p>
+    <w:p>
+      <w:pPr>
+        <w:jc w:val="both"/>
+        <w:rPr>
+          <w:rFonts w:asciiTheme="majorBidi" w:hAnsiTheme="majorBidi" w:cstheme="majorBidi"/>
+        </w:rPr>
+      </w:pPr>
+      <w:r>
+        <w:rPr>
+          <w:rFonts w:asciiTheme="majorBidi" w:hAnsiTheme="majorBidi" w:cstheme="majorBidi"/>
+        </w:rPr>
+        <w:t>With Regards,</w:t>
+      </w:r>
+    </w:p>
+    <w:p>
+      <w:pPr>
+        <w:jc w:val="both"/>
+        <w:rPr>
+          <w:rFonts w:asciiTheme="majorBidi" w:hAnsiTheme="majorBidi" w:cstheme="majorBidi"/>
+        </w:rPr>
+      </w:pPr>
+      <w:r>
+        <w:rPr>
+          <w:rFonts w:asciiTheme="majorBidi" w:hAnsiTheme="majorBidi" w:cstheme="majorBidi"/>
+          <w:noProof/>
+          <w:sz w:val="20"/>
+          <w:szCs w:val="20"/>
+        </w:rPr>
+        <w:drawing>
+          <wp:anchor distT="0" distB="0" distL="114300" distR="114300" simplePos="0" relativeHeight="251660288" behindDoc="1" locked="0" layoutInCell="1" allowOverlap="1" wp14:anchorId="37A835D3" wp14:editId="4D05A014">
+            <wp:simplePos x="0" y="0"/>
+            <wp:positionH relativeFrom="column">
+              <wp:posOffset>2371725</wp:posOffset>
+            </wp:positionH>
+            <wp:positionV relativeFrom="paragraph">
+              <wp:posOffset>237490</wp:posOffset>
+            </wp:positionV>
+            <wp:extent cx="1353664" cy="1390650"/>
+            <wp:effectExtent l="0" t="0" r="0" b="0"/>
+            <wp:wrapNone/>
+            <wp:docPr id="872619054" name="Picture 8" descr="LEAD_STAMP"/>
+            <wp:cNvGraphicFramePr>
+              <a:graphicFrameLocks xmlns:a="http://schemas.openxmlformats.org/drawingml/2006/main" noChangeAspect="1"/>
+            </wp:cNvGraphicFramePr>
+            <a:graphic xmlns:a="http://schemas.openxmlformats.org/drawingml/2006/main">
+              <a:graphicData uri="http://schemas.openxmlformats.org/drawingml/2006/picture">
+                <pic:pic xmlns:pic="http://schemas.openxmlformats.org/drawingml/2006/picture">
+                  <pic:nvPicPr>
+                    <pic:cNvPr id="195424474" name="Picture 8" descr="LEAD_STAMP"/>
+                    <pic:cNvPicPr/>
+                  </pic:nvPicPr>
+                  <pic:blipFill>
+                    <a:blip r:embed="rId8"/>
+                    <a:stretch>
+                      <a:fillRect/>
+                    </a:stretch>
+                  </pic:blipFill>
+                  <pic:spPr>
+                    <a:xfrm>
+                      <a:off x="0" y="0"/>
+                      <a:ext cx="1353664" cy="1390650"/>
+                    </a:xfrm>
+                    <a:prstGeom prst="rect">
+                      <a:avLst/>
+                    </a:prstGeom>
+                  </pic:spPr>
+                </pic:pic>
+              </a:graphicData>
+            </a:graphic>
+            <wp14:sizeRelH relativeFrom="margin">
+              <wp14:pctWidth>0</wp14:pctWidth>
+            </wp14:sizeRelH>
+            <wp14:sizeRelV relativeFrom="margin">
+              <wp14:pctHeight>0</wp14:pctHeight>
+            </wp14:sizeRelV>
+          </wp:anchor>
+        </w:drawing>
+      </w:r>
+    </w:p>
+    <w:p>
+      <w:pPr>
+        <w:jc w:val="both"/>
+        <w:rPr>
+          <w:rFonts w:asciiTheme="majorBidi" w:hAnsiTheme="majorBidi" w:cstheme="majorBidi"/>
+          <w:noProof/>
+        </w:rPr>
+      </w:pPr>
+    </w:p>
+    <w:p>
+      <w:pPr>
+        <w:jc w:val="both"/>
+        <w:rPr>
+          <w:rFonts w:asciiTheme="majorBidi" w:hAnsiTheme="majorBidi" w:cstheme="majorBidi"/>
+          <w:noProof/>
+        </w:rPr>
+      </w:pPr>
+    </w:p>
+    <w:p>
+      <w:pPr>
+        <w:jc w:val="both"/>
+        <w:rPr>
+          <w:rFonts w:asciiTheme="majorBidi" w:hAnsiTheme="majorBidi" w:cstheme="majorBidi"/>
+          <w:noProof/>
+        </w:rPr>
+      </w:pPr>
+    </w:p>
+    <w:p>
+      <w:pPr>
+        <w:jc w:val="both"/>
+        <w:rPr>
+          <w:rFonts w:asciiTheme="majorBidi" w:hAnsiTheme="majorBidi" w:cstheme="majorBidi"/>
+        </w:rPr>
+      </w:pPr>
+      <w:r>
+        <w:rPr>
+          <w:rFonts w:asciiTheme="majorBidi" w:hAnsiTheme="majorBidi" w:cstheme="majorBidi"/>
+          <w:noProof/>
+          <w:sz w:val="20"/>
+          <w:szCs w:val="20"/>
+        </w:rPr>
+        <w:drawing>
+          <wp:anchor distT="0" distB="0" distL="114300" distR="114300" simplePos="0" relativeHeight="251649024" behindDoc="1" locked="0" layoutInCell="1" allowOverlap="1" wp14:anchorId="18541283" wp14:editId="274D96FB">
+            <wp:simplePos x="0" y="0"/>
+            <wp:positionH relativeFrom="column">
+              <wp:posOffset>840740</wp:posOffset>
+            </wp:positionH>
+            <wp:positionV relativeFrom="paragraph">
+              <wp:posOffset>161925</wp:posOffset>
+            </wp:positionV>
+            <wp:extent cx="841248" cy="588264"/>
+            <wp:effectExtent l="0" t="0" r="0" b="2540"/>
+            <wp:wrapNone/>
+            <wp:docPr id="544066132" name="Picture 7" descr="LEAD_CEO_SIG"/>
+            <wp:cNvGraphicFramePr>
+              <a:graphicFrameLocks xmlns:a="http://schemas.openxmlformats.org/drawingml/2006/main" noChangeAspect="1"/>
+            </wp:cNvGraphicFramePr>
+            <a:graphic xmlns:a="http://schemas.openxmlformats.org/drawingml/2006/main">
+              <a:graphicData uri="http://schemas.openxmlformats.org/drawingml/2006/picture">
+                <pic:pic xmlns:pic="http://schemas.openxmlformats.org/drawingml/2006/picture">
+                  <pic:nvPicPr>
+                    <pic:cNvPr id="1193061341" name="Picture 7" descr="LEAD_CEO_SIG"/>
+                    <pic:cNvPicPr/>
+                  </pic:nvPicPr>
+                  <pic:blipFill>
+                    <a:blip r:embed="rId11"/>
+                    <a:stretch>
+                      <a:fillRect/>
+                    </a:stretch>
+                  </pic:blipFill>
+                  <pic:spPr>
+                    <a:xfrm>
+                      <a:off x="0" y="0"/>
+                      <a:ext cx="841248" cy="588264"/>
+                    </a:xfrm>
+                    <a:prstGeom prst="rect">
+                      <a:avLst/>
+                    </a:prstGeom>
+                  </pic:spPr>
+                </pic:pic>
+              </a:graphicData>
+            </a:graphic>
+          </wp:anchor>
+        </w:drawing>
+      </w:r>
+    </w:p>
+    <w:p>
+      <w:pPr>
+        <w:jc w:val="both"/>
+        <w:rPr>
+          <w:rFonts w:asciiTheme="majorBidi" w:hAnsiTheme="majorBidi" w:cstheme="majorBidi"/>
         </w:rPr>
       </w:pPr>
     </w:p>
@@ -3764,7 +4311,6 @@
         <w:jc w:val="both"/>
         <w:rPr>
           <w:rFonts w:asciiTheme="majorBidi" w:hAnsiTheme="majorBidi" w:cstheme="majorBidi"/>
-          <w:noProof/>
         </w:rPr>
       </w:pPr>
     </w:p>
@@ -3773,7 +4319,6 @@
         <w:jc w:val="both"/>
         <w:rPr>
           <w:rFonts w:asciiTheme="majorBidi" w:hAnsiTheme="majorBidi" w:cstheme="majorBidi"/>
-          <w:noProof/>
         </w:rPr>
       </w:pPr>
     </w:p>
@@ -3782,7 +4327,6 @@
         <w:jc w:val="both"/>
         <w:rPr>
           <w:rFonts w:asciiTheme="majorBidi" w:hAnsiTheme="majorBidi" w:cstheme="majorBidi"/>
-          <w:noProof/>
         </w:rPr>
       </w:pPr>
     </w:p>
@@ -3791,7 +4335,30 @@
         <w:jc w:val="both"/>
         <w:rPr>
           <w:rFonts w:asciiTheme="majorBidi" w:hAnsiTheme="majorBidi" w:cstheme="majorBidi"/>
-          <w:noProof/>
+        </w:rPr>
+      </w:pPr>
+    </w:p>
+    <w:p>
+      <w:pPr>
+        <w:jc w:val="both"/>
+        <w:rPr>
+          <w:rFonts w:asciiTheme="majorBidi" w:hAnsiTheme="majorBidi" w:cstheme="majorBidi"/>
+        </w:rPr>
+      </w:pPr>
+    </w:p>
+    <w:p>
+      <w:pPr>
+        <w:jc w:val="both"/>
+        <w:rPr>
+          <w:rFonts w:asciiTheme="majorBidi" w:hAnsiTheme="majorBidi" w:cstheme="majorBidi"/>
+        </w:rPr>
+      </w:pPr>
+    </w:p>
+    <w:p>
+      <w:pPr>
+        <w:jc w:val="both"/>
+        <w:rPr>
+          <w:rFonts w:asciiTheme="majorBidi" w:hAnsiTheme="majorBidi" w:cstheme="majorBidi"/>
         </w:rPr>
       </w:pPr>
     </w:p>
@@ -3820,7 +4387,6 @@
           <w:rFonts w:asciiTheme="majorBidi" w:hAnsiTheme="majorBidi" w:cstheme="majorBidi"/>
         </w:rPr>
       </w:pPr>
-      <w:proofErr w:type="gramStart"/>
       <w:r>
         <w:rPr>
           <w:rFonts w:asciiTheme="majorBidi" w:hAnsiTheme="majorBidi" w:cstheme="majorBidi"/>
@@ -3842,676 +4408,7 @@
           <w:szCs w:val="24"/>
           <w:u w:val="single"/>
         </w:rPr>
-        <w:t>{</w:t>
-      </w:r>
-      <w:proofErr w:type="gramEnd"/>
-      <w:r>
-        <w:rPr>
-          <w:rFonts w:asciiTheme="majorBidi" w:hAnsiTheme="majorBidi" w:cstheme="majorBidi"/>
-          <w:b/>
-          <w:bCs/>
-          <w:sz w:val="24"/>
-          <w:szCs w:val="24"/>
-          <w:u w:val="single"/>
-        </w:rPr>
-        <w:t>{BID_DATE}}</w:t>
-      </w:r>
-    </w:p>
-    <w:p>
-      <w:pPr>
-        <w:shd w:val="clear" w:color="auto" w:fill="FFFFFF"/>
-        <w:rPr>
-          <w:rFonts w:asciiTheme="majorBidi" w:hAnsiTheme="majorBidi" w:cstheme="majorBidi"/>
-          <w:b/>
-          <w:color w:val="222222"/>
-        </w:rPr>
-      </w:pPr>
-      <w:r>
-        <w:rPr>
-          <w:rFonts w:asciiTheme="majorBidi" w:hAnsiTheme="majorBidi" w:cstheme="majorBidi"/>
-          <w:b/>
-          <w:color w:val="222222"/>
-        </w:rPr>
-        <w:t>To,</w:t>
-      </w:r>
-    </w:p>
-    <w:p>
-      <w:pPr>
-        <w:rPr>
-          <w:rFonts w:asciiTheme="majorBidi" w:hAnsiTheme="majorBidi" w:cstheme="majorBidi"/>
-        </w:rPr>
-      </w:pPr>
-      <w:r>
-        <w:rPr>
-          <w:rFonts w:asciiTheme="majorBidi" w:hAnsiTheme="majorBidi" w:cstheme="majorBidi"/>
-        </w:rPr>
-        <w:t>{{EMPLOYER_NAME}},</w:t>
-      </w:r>
-    </w:p>
-    <w:p>
-      <w:pPr>
-        <w:rPr>
-          <w:rFonts w:asciiTheme="majorBidi" w:hAnsiTheme="majorBidi" w:cstheme="majorBidi"/>
-        </w:rPr>
-      </w:pPr>
-      <w:r>
-        <w:rPr>
-          <w:rFonts w:asciiTheme="majorBidi" w:hAnsiTheme="majorBidi" w:cstheme="majorBidi"/>
-        </w:rPr>
-        <w:t>{{EMPLOYER_ADDRESS}}.</w:t>
-      </w:r>
-    </w:p>
-    <w:p>
-      <w:pPr>
-        <w:rPr>
-          <w:rFonts w:asciiTheme="majorBidi" w:hAnsiTheme="majorBidi" w:cstheme="majorBidi"/>
-        </w:rPr>
-      </w:pPr>
-      <w:r>
-        <w:rPr>
-          <w:rFonts w:asciiTheme="majorBidi" w:hAnsiTheme="majorBidi" w:cstheme="majorBidi"/>
-          <w:u w:val="single"/>
-        </w:rPr>
-        <w:t>Reference</w:t>
-      </w:r>
-      <w:r>
-        <w:rPr>
-          <w:rFonts w:asciiTheme="majorBidi" w:hAnsiTheme="majorBidi" w:cstheme="majorBidi"/>
-          <w:b/>
-          <w:u w:val="single"/>
-        </w:rPr>
-        <w:t>:</w:t>
-      </w:r>
-      <w:r>
-        <w:rPr>
-          <w:rFonts w:asciiTheme="majorBidi" w:hAnsiTheme="majorBidi" w:cstheme="majorBidi"/>
-          <w:b/>
-        </w:rPr>
-        <w:t xml:space="preserve"> {{PROJECT_NAME}}</w:t>
-      </w:r>
-    </w:p>
-    <w:p>
-      <w:pPr>
-        <w:rPr>
-          <w:rFonts w:asciiTheme="majorBidi" w:hAnsiTheme="majorBidi" w:cstheme="majorBidi"/>
-        </w:rPr>
-      </w:pPr>
-      <w:r>
-        <w:rPr>
-          <w:rFonts w:asciiTheme="majorBidi" w:hAnsiTheme="majorBidi" w:cstheme="majorBidi"/>
-          <w:u w:val="single"/>
-        </w:rPr>
-        <w:t>Contract Identification No</w:t>
-      </w:r>
-      <w:r>
-        <w:rPr>
-          <w:rFonts w:asciiTheme="majorBidi" w:hAnsiTheme="majorBidi" w:cstheme="majorBidi"/>
-          <w:bCs/>
-          <w:u w:val="single"/>
-        </w:rPr>
-        <w:t>.:</w:t>
-      </w:r>
-      <w:r>
-        <w:rPr>
-          <w:rFonts w:asciiTheme="majorBidi" w:hAnsiTheme="majorBidi" w:cstheme="majorBidi"/>
-          <w:bCs/>
-        </w:rPr>
-        <w:t xml:space="preserve"> </w:t>
-      </w:r>
-      <w:r>
-        <w:rPr>
-          <w:rFonts w:asciiTheme="majorBidi" w:hAnsiTheme="majorBidi" w:cstheme="majorBidi"/>
-          <w:b/>
-        </w:rPr>
-        <w:t>{{IFB_NUMBER}}</w:t>
-      </w:r>
-      <w:r>
-        <w:rPr>
-          <w:rFonts w:asciiTheme="majorBidi" w:hAnsiTheme="majorBidi" w:cstheme="majorBidi"/>
-          <w:b/>
-          <w:color w:val="333333"/>
-        </w:rPr>
-        <w:br/>
-      </w:r>
-    </w:p>
-    <w:p>
-      <w:pPr>
-        <w:rPr>
-          <w:rFonts w:asciiTheme="majorBidi" w:hAnsiTheme="majorBidi" w:cstheme="majorBidi"/>
-        </w:rPr>
-      </w:pPr>
-    </w:p>
-    <w:p>
-      <w:pPr>
-        <w:jc w:val="center"/>
-        <w:rPr>
-          <w:rFonts w:asciiTheme="majorBidi" w:hAnsiTheme="majorBidi" w:cstheme="majorBidi"/>
-          <w:b/>
-          <w:sz w:val="32"/>
-          <w:szCs w:val="32"/>
-          <w:u w:val="single"/>
-        </w:rPr>
-      </w:pPr>
-      <w:r>
-        <w:rPr>
-          <w:rFonts w:asciiTheme="majorBidi" w:hAnsiTheme="majorBidi" w:cstheme="majorBidi"/>
-          <w:b/>
-          <w:sz w:val="32"/>
-          <w:szCs w:val="32"/>
-          <w:u w:val="single"/>
-        </w:rPr>
-        <w:t>Running Contract Self Declaration</w:t>
-      </w:r>
-    </w:p>
-    <w:p>
-      <w:pPr>
-        <w:jc w:val="both"/>
-        <w:rPr>
-          <w:rFonts w:asciiTheme="majorBidi" w:hAnsiTheme="majorBidi" w:cstheme="majorBidi"/>
-        </w:rPr>
-      </w:pPr>
-      <w:r>
-        <w:rPr>
-          <w:rFonts w:asciiTheme="majorBidi" w:hAnsiTheme="majorBidi" w:cstheme="majorBidi"/>
-        </w:rPr>
-        <w:t xml:space="preserve">As per the provision of Clause 3 (4 </w:t>
-      </w:r>
-      <w:proofErr w:type="spellStart"/>
-      <w:r>
-        <w:rPr>
-          <w:rFonts w:asciiTheme="majorBidi" w:hAnsiTheme="majorBidi" w:cstheme="majorBidi"/>
-        </w:rPr>
-        <w:t>gha</w:t>
-      </w:r>
-      <w:proofErr w:type="spellEnd"/>
-      <w:r>
-        <w:rPr>
-          <w:rFonts w:asciiTheme="majorBidi" w:hAnsiTheme="majorBidi" w:cstheme="majorBidi"/>
-        </w:rPr>
-        <w:t xml:space="preserve"> 3) of Public Procurement act 2063, 11th edition, We, the undersigned, declare that:</w:t>
-      </w:r>
-    </w:p>
-    <w:p>
-      <w:pPr>
-        <w:jc w:val="both"/>
-        <w:rPr>
-          <w:rFonts w:asciiTheme="majorBidi" w:hAnsiTheme="majorBidi" w:cstheme="majorBidi"/>
-        </w:rPr>
-      </w:pPr>
-      <w:r>
-        <w:rPr>
-          <w:rFonts w:asciiTheme="majorBidi" w:hAnsiTheme="majorBidi" w:cstheme="majorBidi"/>
-        </w:rPr>
-        <w:t>The number of contracts being awarded to us till this date is not more than</w:t>
-      </w:r>
-      <w:r>
-        <w:rPr>
-          <w:rFonts w:asciiTheme="majorBidi" w:hAnsiTheme="majorBidi" w:cstheme="majorBidi"/>
-          <w:b/>
-        </w:rPr>
-        <w:t xml:space="preserve"> 5</w:t>
-      </w:r>
-      <w:r>
-        <w:rPr>
-          <w:rFonts w:asciiTheme="majorBidi" w:hAnsiTheme="majorBidi" w:cstheme="majorBidi"/>
-        </w:rPr>
-        <w:t xml:space="preserve"> and in accordance with Clause 3 (4 </w:t>
-      </w:r>
-      <w:proofErr w:type="spellStart"/>
-      <w:r>
-        <w:rPr>
-          <w:rFonts w:asciiTheme="majorBidi" w:hAnsiTheme="majorBidi" w:cstheme="majorBidi"/>
-        </w:rPr>
-        <w:t>gha</w:t>
-      </w:r>
-      <w:proofErr w:type="spellEnd"/>
-      <w:r>
-        <w:rPr>
-          <w:rFonts w:asciiTheme="majorBidi" w:hAnsiTheme="majorBidi" w:cstheme="majorBidi"/>
-        </w:rPr>
-        <w:t xml:space="preserve"> 3) of Public Procurement act 2063, 11th edition.</w:t>
-      </w:r>
-    </w:p>
-    <w:p>
-      <w:pPr>
-        <w:jc w:val="both"/>
-        <w:rPr>
-          <w:rFonts w:asciiTheme="majorBidi" w:hAnsiTheme="majorBidi" w:cstheme="majorBidi"/>
-        </w:rPr>
-      </w:pPr>
-      <w:r>
-        <w:rPr>
-          <w:rFonts w:asciiTheme="majorBidi" w:hAnsiTheme="majorBidi" w:cstheme="majorBidi"/>
-        </w:rPr>
-        <w:t>With Regards,</w:t>
-      </w:r>
-    </w:p>
-    <w:p>
-      <w:pPr>
-        <w:jc w:val="both"/>
-        <w:rPr>
-          <w:rFonts w:asciiTheme="majorBidi" w:hAnsiTheme="majorBidi" w:cstheme="majorBidi"/>
-        </w:rPr>
-      </w:pPr>
-      <w:r>
-        <w:rPr>
-          <w:rFonts w:asciiTheme="majorBidi" w:hAnsiTheme="majorBidi" w:cstheme="majorBidi"/>
-          <w:noProof/>
-          <w:sz w:val="20"/>
-          <w:szCs w:val="20"/>
-        </w:rPr>
-        <w:drawing>
-          <wp:anchor distT="0" distB="0" distL="114300" distR="114300" simplePos="0" relativeHeight="251662336" behindDoc="1" locked="0" layoutInCell="1" allowOverlap="1" wp14:anchorId="37A835D3" wp14:editId="4D05A014">
-            <wp:simplePos x="0" y="0"/>
-            <wp:positionH relativeFrom="column">
-              <wp:posOffset>2371725</wp:posOffset>
-            </wp:positionH>
-            <wp:positionV relativeFrom="paragraph">
-              <wp:posOffset>237490</wp:posOffset>
-            </wp:positionV>
-            <wp:extent cx="1353664" cy="1390650"/>
-            <wp:effectExtent l="0" t="0" r="0" b="0"/>
-            <wp:wrapNone/>
-            <wp:docPr id="872619054" name="Picture 8" descr="LEAD_STAMP"/>
-            <wp:cNvGraphicFramePr>
-              <a:graphicFrameLocks xmlns:a="http://schemas.openxmlformats.org/drawingml/2006/main" noChangeAspect="1"/>
-            </wp:cNvGraphicFramePr>
-            <a:graphic xmlns:a="http://schemas.openxmlformats.org/drawingml/2006/main">
-              <a:graphicData uri="http://schemas.openxmlformats.org/drawingml/2006/picture">
-                <pic:pic xmlns:pic="http://schemas.openxmlformats.org/drawingml/2006/picture">
-                  <pic:nvPicPr>
-                    <pic:cNvPr id="195424474" name="Picture 8" descr="LEAD_STAMP"/>
-                    <pic:cNvPicPr/>
-                  </pic:nvPicPr>
-                  <pic:blipFill>
-                    <a:blip r:embed="rId8"/>
-                    <a:stretch>
-                      <a:fillRect/>
-                    </a:stretch>
-                  </pic:blipFill>
-                  <pic:spPr>
-                    <a:xfrm>
-                      <a:off x="0" y="0"/>
-                      <a:ext cx="1353664" cy="1390650"/>
-                    </a:xfrm>
-                    <a:prstGeom prst="rect">
-                      <a:avLst/>
-                    </a:prstGeom>
-                  </pic:spPr>
-                </pic:pic>
-              </a:graphicData>
-            </a:graphic>
-            <wp14:sizeRelH relativeFrom="margin">
-              <wp14:pctWidth>0</wp14:pctWidth>
-            </wp14:sizeRelH>
-            <wp14:sizeRelV relativeFrom="margin">
-              <wp14:pctHeight>0</wp14:pctHeight>
-            </wp14:sizeRelV>
-          </wp:anchor>
-        </w:drawing>
-      </w:r>
-    </w:p>
-    <w:p>
-      <w:pPr>
-        <w:jc w:val="both"/>
-        <w:rPr>
-          <w:rFonts w:asciiTheme="majorBidi" w:hAnsiTheme="majorBidi" w:cstheme="majorBidi"/>
-          <w:noProof/>
-        </w:rPr>
-      </w:pPr>
-    </w:p>
-    <w:p>
-      <w:pPr>
-        <w:jc w:val="both"/>
-        <w:rPr>
-          <w:rFonts w:asciiTheme="majorBidi" w:hAnsiTheme="majorBidi" w:cstheme="majorBidi"/>
-          <w:noProof/>
-        </w:rPr>
-      </w:pPr>
-    </w:p>
-    <w:p>
-      <w:pPr>
-        <w:jc w:val="both"/>
-        <w:rPr>
-          <w:rFonts w:asciiTheme="majorBidi" w:hAnsiTheme="majorBidi" w:cstheme="majorBidi"/>
-          <w:noProof/>
-        </w:rPr>
-      </w:pPr>
-    </w:p>
-    <w:p>
-      <w:pPr>
-        <w:jc w:val="both"/>
-        <w:rPr>
-          <w:rFonts w:asciiTheme="majorBidi" w:hAnsiTheme="majorBidi" w:cstheme="majorBidi"/>
-        </w:rPr>
-      </w:pPr>
-      <w:r>
-        <w:rPr>
-          <w:rFonts w:asciiTheme="majorBidi" w:hAnsiTheme="majorBidi" w:cstheme="majorBidi"/>
-          <w:noProof/>
-          <w:sz w:val="20"/>
-          <w:szCs w:val="20"/>
-        </w:rPr>
-        <w:drawing>
-          <wp:anchor distT="0" distB="0" distL="114300" distR="114300" simplePos="0" relativeHeight="251633664" behindDoc="1" locked="0" layoutInCell="1" allowOverlap="1" wp14:anchorId="18541283" wp14:editId="274D96FB">
-            <wp:simplePos x="0" y="0"/>
-            <wp:positionH relativeFrom="column">
-              <wp:posOffset>840740</wp:posOffset>
-            </wp:positionH>
-            <wp:positionV relativeFrom="paragraph">
-              <wp:posOffset>161925</wp:posOffset>
-            </wp:positionV>
-            <wp:extent cx="841248" cy="588264"/>
-            <wp:effectExtent l="0" t="0" r="0" b="2540"/>
-            <wp:wrapNone/>
-            <wp:docPr id="544066132" name="Picture 7" descr="LEAD_CEO_SIG"/>
-            <wp:cNvGraphicFramePr>
-              <a:graphicFrameLocks xmlns:a="http://schemas.openxmlformats.org/drawingml/2006/main" noChangeAspect="1"/>
-            </wp:cNvGraphicFramePr>
-            <a:graphic xmlns:a="http://schemas.openxmlformats.org/drawingml/2006/main">
-              <a:graphicData uri="http://schemas.openxmlformats.org/drawingml/2006/picture">
-                <pic:pic xmlns:pic="http://schemas.openxmlformats.org/drawingml/2006/picture">
-                  <pic:nvPicPr>
-                    <pic:cNvPr id="1193061341" name="Picture 7" descr="LEAD_CEO_SIG"/>
-                    <pic:cNvPicPr/>
-                  </pic:nvPicPr>
-                  <pic:blipFill>
-                    <a:blip r:embed="rId10"/>
-                    <a:stretch>
-                      <a:fillRect/>
-                    </a:stretch>
-                  </pic:blipFill>
-                  <pic:spPr>
-                    <a:xfrm>
-                      <a:off x="0" y="0"/>
-                      <a:ext cx="841248" cy="588264"/>
-                    </a:xfrm>
-                    <a:prstGeom prst="rect">
-                      <a:avLst/>
-                    </a:prstGeom>
-                  </pic:spPr>
-                </pic:pic>
-              </a:graphicData>
-            </a:graphic>
-          </wp:anchor>
-        </w:drawing>
-      </w:r>
-    </w:p>
-    <w:p>
-      <w:pPr>
-        <w:jc w:val="both"/>
-        <w:rPr>
-          <w:rFonts w:asciiTheme="majorBidi" w:hAnsiTheme="majorBidi" w:cstheme="majorBidi"/>
-        </w:rPr>
-      </w:pPr>
-    </w:p>
-    <w:tbl>
-      <w:tblPr>
-        <w:tblStyle w:val="TableGrid"/>
-        <w:tblpPr w:leftFromText="180" w:rightFromText="180" w:vertAnchor="text" w:horzAnchor="margin" w:tblpY="122"/>
-        <w:tblW w:w="3605" w:type="dxa"/>
-        <w:tblBorders>
-          <w:top w:val="none" w:sz="0" w:space="0" w:color="auto"/>
-          <w:left w:val="none" w:sz="0" w:space="0" w:color="auto"/>
-          <w:bottom w:val="none" w:sz="0" w:space="0" w:color="auto"/>
-          <w:right w:val="none" w:sz="0" w:space="0" w:color="auto"/>
-          <w:insideH w:val="none" w:sz="0" w:space="0" w:color="auto"/>
-          <w:insideV w:val="none" w:sz="0" w:space="0" w:color="auto"/>
-        </w:tblBorders>
-        <w:tblLook w:val="04A0" w:firstRow="1" w:lastRow="0" w:firstColumn="1" w:lastColumn="0" w:noHBand="0" w:noVBand="1"/>
-      </w:tblPr>
-      <w:tblGrid>
-        <w:gridCol w:w="3605"/>
-      </w:tblGrid>
-      <w:tr>
-        <w:trPr>
-          <w:trHeight w:val="583"/>
-        </w:trPr>
-        <w:tc>
-          <w:tcPr>
-            <w:tcW w:w="3605" w:type="dxa"/>
-          </w:tcPr>
-          <w:p>
-            <w:pPr>
-              <w:tabs>
-                <w:tab w:val="left" w:pos="5550"/>
-              </w:tabs>
-              <w:spacing w:before="240" w:after="240"/>
-              <w:jc w:val="center"/>
-              <w:rPr>
-                <w:rFonts w:asciiTheme="majorBidi" w:eastAsia="Rockwell" w:hAnsiTheme="majorBidi" w:cstheme="majorBidi"/>
-                <w:b/>
-                <w:sz w:val="28"/>
-                <w:szCs w:val="28"/>
-                <w:u w:val="single"/>
-              </w:rPr>
-            </w:pPr>
-            <w:r>
-              <w:rPr>
-                <w:rFonts w:asciiTheme="majorBidi" w:eastAsia="Rockwell" w:hAnsiTheme="majorBidi" w:cstheme="majorBidi"/>
-                <w:b/>
-                <w:sz w:val="28"/>
-                <w:szCs w:val="28"/>
-                <w:u w:val="single"/>
-              </w:rPr>
-              <w:t>…………………………</w:t>
-            </w:r>
-          </w:p>
-        </w:tc>
-      </w:tr>
-      <w:tr>
-        <w:trPr>
-          <w:trHeight w:val="413"/>
-        </w:trPr>
-        <w:tc>
-          <w:tcPr>
-            <w:tcW w:w="3605" w:type="dxa"/>
-          </w:tcPr>
-          <w:p>
-            <w:pPr>
-              <w:jc w:val="center"/>
-              <w:rPr>
-                <w:rFonts w:asciiTheme="majorBidi" w:hAnsiTheme="majorBidi" w:cstheme="majorBidi"/>
-              </w:rPr>
-            </w:pPr>
-            <w:r>
-              <w:rPr>
-                <w:rFonts w:asciiTheme="majorBidi" w:hAnsiTheme="majorBidi" w:cstheme="majorBidi"/>
-              </w:rPr>
-              <w:t>Mr. {{LEAD_PARTNER_CEO}}</w:t>
-            </w:r>
-          </w:p>
-        </w:tc>
-      </w:tr>
-      <w:tr>
-        <w:trPr>
-          <w:trHeight w:val="421"/>
-        </w:trPr>
-        <w:tc>
-          <w:tcPr>
-            <w:tcW w:w="3605" w:type="dxa"/>
-          </w:tcPr>
-          <w:p>
-            <w:pPr>
-              <w:jc w:val="center"/>
-              <w:rPr>
-                <w:rFonts w:asciiTheme="majorBidi" w:hAnsiTheme="majorBidi" w:cstheme="majorBidi"/>
-              </w:rPr>
-            </w:pPr>
-            <w:r>
-              <w:rPr>
-                <w:rFonts w:asciiTheme="majorBidi" w:hAnsiTheme="majorBidi" w:cstheme="majorBidi"/>
-              </w:rPr>
-              <w:t>(Chief Executive)</w:t>
-            </w:r>
-          </w:p>
-        </w:tc>
-      </w:tr>
-      <w:tr>
-        <w:trPr>
-          <w:trHeight w:val="377"/>
-        </w:trPr>
-        <w:tc>
-          <w:tcPr>
-            <w:tcW w:w="3605" w:type="dxa"/>
-          </w:tcPr>
-          <w:p>
-            <w:pPr>
-              <w:jc w:val="center"/>
-              <w:rPr>
-                <w:rFonts w:asciiTheme="majorBidi" w:hAnsiTheme="majorBidi" w:cstheme="majorBidi"/>
-              </w:rPr>
-            </w:pPr>
-            <w:r>
-              <w:rPr>
-                <w:rFonts w:asciiTheme="majorBidi" w:hAnsiTheme="majorBidi" w:cstheme="majorBidi"/>
-              </w:rPr>
-              <w:t>{{LEAD_PARTNER_NAME}}</w:t>
-            </w:r>
-          </w:p>
-        </w:tc>
-      </w:tr>
-      <w:tr>
-        <w:trPr>
-          <w:trHeight w:val="511"/>
-        </w:trPr>
-        <w:tc>
-          <w:tcPr>
-            <w:tcW w:w="3605" w:type="dxa"/>
-          </w:tcPr>
-          <w:p>
-            <w:pPr>
-              <w:jc w:val="center"/>
-              <w:rPr>
-                <w:rFonts w:asciiTheme="majorBidi" w:hAnsiTheme="majorBidi" w:cstheme="majorBidi"/>
-              </w:rPr>
-            </w:pPr>
-            <w:r>
-              <w:rPr>
-                <w:rFonts w:asciiTheme="majorBidi" w:hAnsiTheme="majorBidi" w:cstheme="majorBidi"/>
-              </w:rPr>
-              <w:t>{{LEAD_ADDRESS}}</w:t>
-            </w:r>
-          </w:p>
-        </w:tc>
-      </w:tr>
-    </w:tbl>
-    <w:p>
-      <w:pPr>
-        <w:jc w:val="both"/>
-        <w:rPr>
-          <w:rFonts w:asciiTheme="majorBidi" w:hAnsiTheme="majorBidi" w:cstheme="majorBidi"/>
-        </w:rPr>
-      </w:pPr>
-    </w:p>
-    <w:p>
-      <w:pPr>
-        <w:jc w:val="both"/>
-        <w:rPr>
-          <w:rFonts w:asciiTheme="majorBidi" w:hAnsiTheme="majorBidi" w:cstheme="majorBidi"/>
-        </w:rPr>
-      </w:pPr>
-    </w:p>
-    <w:p>
-      <w:pPr>
-        <w:jc w:val="both"/>
-        <w:rPr>
-          <w:rFonts w:asciiTheme="majorBidi" w:hAnsiTheme="majorBidi" w:cstheme="majorBidi"/>
-        </w:rPr>
-      </w:pPr>
-    </w:p>
-    <w:p>
-      <w:pPr>
-        <w:jc w:val="both"/>
-        <w:rPr>
-          <w:rFonts w:asciiTheme="majorBidi" w:hAnsiTheme="majorBidi" w:cstheme="majorBidi"/>
-        </w:rPr>
-      </w:pPr>
-    </w:p>
-    <w:p>
-      <w:pPr>
-        <w:jc w:val="both"/>
-        <w:rPr>
-          <w:rFonts w:asciiTheme="majorBidi" w:hAnsiTheme="majorBidi" w:cstheme="majorBidi"/>
-        </w:rPr>
-      </w:pPr>
-    </w:p>
-    <w:p>
-      <w:pPr>
-        <w:jc w:val="both"/>
-        <w:rPr>
-          <w:rFonts w:asciiTheme="majorBidi" w:hAnsiTheme="majorBidi" w:cstheme="majorBidi"/>
-        </w:rPr>
-      </w:pPr>
-    </w:p>
-    <w:p>
-      <w:pPr>
-        <w:jc w:val="both"/>
-        <w:rPr>
-          <w:rFonts w:asciiTheme="majorBidi" w:hAnsiTheme="majorBidi" w:cstheme="majorBidi"/>
-        </w:rPr>
-      </w:pPr>
-    </w:p>
-    <w:p>
-      <w:pPr>
-        <w:rPr>
-          <w:rFonts w:asciiTheme="majorBidi" w:hAnsiTheme="majorBidi" w:cstheme="majorBidi"/>
-          <w:b/>
-          <w:bCs/>
-          <w:sz w:val="24"/>
-          <w:szCs w:val="24"/>
-          <w:u w:val="single"/>
-        </w:rPr>
-        <w:sectPr>
-          <w:pgSz w:w="12240" w:h="15840"/>
-          <w:pgMar w:top="1440" w:right="864" w:bottom="1440" w:left="864" w:header="0" w:footer="0" w:gutter="0"/>
-          <w:cols w:space="720"/>
-          <w:docGrid w:linePitch="360"/>
-        </w:sectPr>
-      </w:pPr>
-    </w:p>
-    <w:p>
-      <w:pPr>
-        <w:jc w:val="right"/>
-        <w:rPr>
-          <w:rFonts w:asciiTheme="majorBidi" w:hAnsiTheme="majorBidi" w:cstheme="majorBidi"/>
-        </w:rPr>
-      </w:pPr>
-      <w:proofErr w:type="gramStart"/>
-      <w:r>
-        <w:rPr>
-          <w:rFonts w:asciiTheme="majorBidi" w:hAnsiTheme="majorBidi" w:cstheme="majorBidi"/>
-          <w:b/>
-          <w:bCs/>
-          <w:sz w:val="24"/>
-          <w:szCs w:val="24"/>
-          <w:u w:val="single"/>
-        </w:rPr>
-        <w:lastRenderedPageBreak/>
-        <w:t>Date:</w:t>
-      </w:r>
-      <w:r>
-        <w:rPr>
-          <w:rFonts w:asciiTheme="majorBidi" w:hAnsiTheme="majorBidi" w:cstheme="majorBidi"/>
-          <w:b/>
-          <w:bCs/>
-          <w:sz w:val="24"/>
-          <w:szCs w:val="24"/>
-          <w:u w:val="single"/>
-        </w:rPr>
-        <w:t>{</w:t>
-      </w:r>
-      <w:proofErr w:type="gramEnd"/>
-      <w:r>
-        <w:rPr>
-          <w:rFonts w:asciiTheme="majorBidi" w:hAnsiTheme="majorBidi" w:cstheme="majorBidi"/>
-          <w:b/>
-          <w:bCs/>
-          <w:sz w:val="24"/>
-          <w:szCs w:val="24"/>
-          <w:u w:val="single"/>
-        </w:rPr>
-        <w:t>{BID_DATE}}</w:t>
+        <w:t>{{BID_DATE}}</w:t>
       </w:r>
     </w:p>
     <w:p>
@@ -4967,7 +4864,7 @@
         <mc:AlternateContent>
           <mc:Choice Requires="wps">
             <w:drawing>
-              <wp:anchor distT="0" distB="0" distL="114300" distR="114300" simplePos="0" relativeHeight="251645952" behindDoc="1" locked="0" layoutInCell="1" allowOverlap="1" wp14:anchorId="7EC98715" wp14:editId="03CD65DC">
+              <wp:anchor distT="0" distB="0" distL="114300" distR="114300" simplePos="0" relativeHeight="251651072" behindDoc="1" locked="0" layoutInCell="1" allowOverlap="1" wp14:anchorId="7EC98715" wp14:editId="03CD65DC">
                 <wp:simplePos x="0" y="0"/>
                 <wp:positionH relativeFrom="column">
                   <wp:posOffset>1752658</wp:posOffset>
@@ -5052,7 +4949,7 @@
           </mc:Choice>
           <mc:Fallback>
             <w:pict>
-              <v:shape w14:anchorId="7EC98715" id="_x0000_s1027" type="#_x0000_t202" style="position:absolute;left:0;text-align:left;margin-left:138pt;margin-top:12.7pt;width:2in;height:2in;z-index:-251670528;visibility:visible;mso-wrap-style:none;mso-wrap-distance-left:9pt;mso-wrap-distance-top:0;mso-wrap-distance-right:9pt;mso-wrap-distance-bottom:0;mso-position-horizontal:absolute;mso-position-horizontal-relative:text;mso-position-vertical:absolute;mso-position-vertical-relative:text;v-text-anchor:top" o:gfxdata="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" fillcolor="white [3201]" strokecolor="black [3213]" strokeweight="2pt">
+              <v:shape w14:anchorId="7EC98715" id="_x0000_s1027" type="#_x0000_t202" style="position:absolute;left:0;text-align:left;margin-left:138pt;margin-top:12.7pt;width:2in;height:2in;z-index:-251665408;visibility:visible;mso-wrap-style:none;mso-wrap-distance-left:9pt;mso-wrap-distance-top:0;mso-wrap-distance-right:9pt;mso-wrap-distance-bottom:0;mso-position-horizontal:absolute;mso-position-horizontal-relative:text;mso-position-vertical:absolute;mso-position-vertical-relative:text;v-text-anchor:top" o:gfxdata="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" fillcolor="white [3201]" strokecolor="black [3213]" strokeweight="2pt">
                 <v:textbox style="mso-fit-shape-to-text:t">
                   <w:txbxContent>
                     <w:p>
@@ -5116,7 +5013,7 @@
           <w:szCs w:val="20"/>
         </w:rPr>
         <w:drawing>
-          <wp:anchor distT="0" distB="0" distL="114300" distR="114300" simplePos="0" relativeHeight="251666432" behindDoc="1" locked="0" layoutInCell="1" allowOverlap="1" wp14:anchorId="3199B34D" wp14:editId="4DF48B8E">
+          <wp:anchor distT="0" distB="0" distL="114300" distR="114300" simplePos="0" relativeHeight="251663360" behindDoc="1" locked="0" layoutInCell="1" allowOverlap="1" wp14:anchorId="3199B34D" wp14:editId="4DF48B8E">
             <wp:simplePos x="0" y="0"/>
             <wp:positionH relativeFrom="column">
               <wp:posOffset>2762250</wp:posOffset>
@@ -5179,7 +5076,7 @@
           <w:szCs w:val="20"/>
         </w:rPr>
         <w:drawing>
-          <wp:anchor distT="0" distB="0" distL="114300" distR="114300" simplePos="0" relativeHeight="251654144" behindDoc="1" locked="0" layoutInCell="1" allowOverlap="1" wp14:anchorId="19036834" wp14:editId="6481FE2F">
+          <wp:anchor distT="0" distB="0" distL="114300" distR="114300" simplePos="0" relativeHeight="251653120" behindDoc="1" locked="0" layoutInCell="1" allowOverlap="1" wp14:anchorId="19036834" wp14:editId="6481FE2F">
             <wp:simplePos x="0" y="0"/>
             <wp:positionH relativeFrom="column">
               <wp:posOffset>840740</wp:posOffset>
@@ -5202,7 +5099,7 @@
                     <pic:cNvPicPr/>
                   </pic:nvPicPr>
                   <pic:blipFill>
-                    <a:blip r:embed="rId10"/>
+                    <a:blip r:embed="rId11"/>
                     <a:stretch>
                       <a:fillRect/>
                     </a:stretch>
@@ -5459,7 +5356,7 @@
 </file>
 
 <file path=word/endnotes.xml><?xml version="1.0" encoding="utf-8"?>
-<w:endnotes xmlns:wpc="http://schemas.microsoft.com/office/word/2010/wordprocessingCanvas" xmlns:cx="http://schemas.microsoft.com/office/drawing/2014/chartex" xmlns:cx1="http://schemas.microsoft.com/office/drawing/2015/9/8/chartex" xmlns:cx2="http://schemas.microsoft.com/office/drawing/2015/10/21/chartex" xmlns:cx3="http://schemas.microsoft.com/office/drawing/2016/5/9/chartex" xmlns:cx4="http://schemas.microsoft.com/office/drawing/2016/5/10/chartex" xmlns:cx5="http://schemas.microsoft.com/office/drawing/2016/5/11/chartex" xmlns:cx6="http://schemas.microsoft.com/office/drawing/2016/5/12/chartex" xmlns:cx7="http://schemas.microsoft.com/office/drawing/2016/5/13/chartex" xmlns:cx8="http://schemas.microsoft.com/office/drawing/2016/5/14/chartex" xmlns:mc="http://schemas.openxmlformats.org/markup-compatibility/2006" xmlns:aink="http://schemas.microsoft.com/office/drawing/2016/ink" xmlns:am3d="http://schemas.microsoft.com/office/drawing/2017/model3d" xmlns:o="urn:schemas-microsoft-com:office:office" xmlns:oel="http://schemas.microsoft.com/office/2019/extlst" xmlns:r="http://schemas.openxmlformats.org/officeDocument/2006/relationships" xmlns:m="http://schemas.openxmlformats.org/officeDocument/2006/math" xmlns:v="urn:schemas-microsoft-com:vml" xmlns:wp14="http://schemas.microsoft.com/office/word/2010/wordprocessingDrawing" xmlns:wp="http://schemas.openxmlformats.org/drawingml/2006/wordprocessingDrawing" xmlns:w10="urn:schemas-microsoft-com:office:word" xmlns:w="http://schemas.openxmlformats.org/wordprocessingml/2006/main" xmlns:w14="http://schemas.microsoft.com/office/word/2010/wordml" xmlns:w15="http://schemas.microsoft.com/office/word/2012/wordml" xmlns:w16cei="http://schemas.microsoft.com/office/word/2026/wordml/cei" xmlns:w16cex="http://schemas.microsoft.com/office/word/2018/wordml/cex" xmlns:w16cid="http://schemas.microsoft.com/office/word/2016/wordml/cid" xmlns:w16="http://schemas.microsoft.com/office/word/2018/wordml" xmlns:w16du="http://schemas.microsoft.com/office/word/2023/wordml/word16du" xmlns:w16sdtdh="http://schemas.microsoft.com/office/word/2020/wordml/sdtdatahash" xmlns:w16sdtfl="http://schemas.microsoft.com/office/word/2024/wordml/sdtformatlock" xmlns:w16se="http://schemas.microsoft.com/office/word/2015/wordml/symex" xmlns:wpg="http://schemas.microsoft.com/office/word/2010/wordprocessingGroup" xmlns:wpi="http://schemas.microsoft.com/office/word/2010/wordprocessingInk" xmlns:wne="http://schemas.microsoft.com/office/word/2006/wordml" xmlns:wps="http://schemas.microsoft.com/office/word/2010/wordprocessingShape" mc:Ignorable="w14 w15 w16se w16cid w16 w16cex w16sdtdh w16sdtfl w16du wp14">
+<w:endnotes xmlns:wpc="http://schemas.microsoft.com/office/word/2010/wordprocessingCanvas" xmlns:cx="http://schemas.microsoft.com/office/drawing/2014/chartex" xmlns:cx1="http://schemas.microsoft.com/office/drawing/2015/9/8/chartex" xmlns:cx2="http://schemas.microsoft.com/office/drawing/2015/10/21/chartex" xmlns:cx3="http://schemas.microsoft.com/office/drawing/2016/5/9/chartex" xmlns:cx4="http://schemas.microsoft.com/office/drawing/2016/5/10/chartex" xmlns:cx5="http://schemas.microsoft.com/office/drawing/2016/5/11/chartex" xmlns:cx6="http://schemas.microsoft.com/office/drawing/2016/5/12/chartex" xmlns:cx7="http://schemas.microsoft.com/office/drawing/2016/5/13/chartex" xmlns:cx8="http://schemas.microsoft.com/office/drawing/2016/5/14/chartex" xmlns:mc="http://schemas.openxmlformats.org/markup-compatibility/2006" xmlns:aink="http://schemas.microsoft.com/office/drawing/2016/ink" xmlns:am3d="http://schemas.microsoft.com/office/drawing/2017/model3d" xmlns:o="urn:schemas-microsoft-com:office:office" xmlns:oel="http://schemas.microsoft.com/office/2019/extlst" xmlns:r="http://schemas.openxmlformats.org/officeDocument/2006/relationships" xmlns:m="http://schemas.openxmlformats.org/officeDocument/2006/math" xmlns:v="urn:schemas-microsoft-com:vml" xmlns:wp14="http://schemas.microsoft.com/office/word/2010/wordprocessingDrawing" xmlns:wp="http://schemas.openxmlformats.org/drawingml/2006/wordprocessingDrawing" xmlns:w10="urn:schemas-microsoft-com:office:word" xmlns:w="http://schemas.openxmlformats.org/wordprocessingml/2006/main" xmlns:w14="http://schemas.microsoft.com/office/word/2010/wordml" xmlns:w15="http://schemas.microsoft.com/office/word/2012/wordml" xmlns:w16cex="http://schemas.microsoft.com/office/word/2018/wordml/cex" xmlns:w16cid="http://schemas.microsoft.com/office/word/2016/wordml/cid" xmlns:w16="http://schemas.microsoft.com/office/word/2018/wordml" xmlns:w16du="http://schemas.microsoft.com/office/word/2023/wordml/word16du" xmlns:w16sdtdh="http://schemas.microsoft.com/office/word/2020/wordml/sdtdatahash" xmlns:w16sdtfl="http://schemas.microsoft.com/office/word/2024/wordml/sdtformatlock" xmlns:w16se="http://schemas.microsoft.com/office/word/2015/wordml/symex" xmlns:wpg="http://schemas.microsoft.com/office/word/2010/wordprocessingGroup" xmlns:wpi="http://schemas.microsoft.com/office/word/2010/wordprocessingInk" xmlns:wne="http://schemas.microsoft.com/office/word/2006/wordml" xmlns:wps="http://schemas.microsoft.com/office/word/2010/wordprocessingShape" mc:Ignorable="w14 w15 w16se w16cid w16 w16cex w16sdtdh w16sdtfl w16du wp14">
   <w:endnote w:type="separator" w:id="-1">
     <w:p>
       <w:pPr>
@@ -5484,7 +5381,7 @@
 </file>
 
 <file path=word/footnotes.xml><?xml version="1.0" encoding="utf-8"?>
-<w:footnotes xmlns:wpc="http://schemas.microsoft.com/office/word/2010/wordprocessingCanvas" xmlns:cx="http://schemas.microsoft.com/office/drawing/2014/chartex" xmlns:cx1="http://schemas.microsoft.com/office/drawing/2015/9/8/chartex" xmlns:cx2="http://schemas.microsoft.com/office/drawing/2015/10/21/chartex" xmlns:cx3="http://schemas.microsoft.com/office/drawing/2016/5/9/chartex" xmlns:cx4="http://schemas.microsoft.com/office/drawing/2016/5/10/chartex" xmlns:cx5="http://schemas.microsoft.com/office/drawing/2016/5/11/chartex" xmlns:cx6="http://schemas.microsoft.com/office/drawing/2016/5/12/chartex" xmlns:cx7="http://schemas.microsoft.com/office/drawing/2016/5/13/chartex" xmlns:cx8="http://schemas.microsoft.com/office/drawing/2016/5/14/chartex" xmlns:mc="http://schemas.openxmlformats.org/markup-compatibility/2006" xmlns:aink="http://schemas.microsoft.com/office/drawing/2016/ink" xmlns:am3d="http://schemas.microsoft.com/office/drawing/2017/model3d" xmlns:o="urn:schemas-microsoft-com:office:office" xmlns:oel="http://schemas.microsoft.com/office/2019/extlst" xmlns:r="http://schemas.openxmlformats.org/officeDocument/2006/relationships" xmlns:m="http://schemas.openxmlformats.org/officeDocument/2006/math" xmlns:v="urn:schemas-microsoft-com:vml" xmlns:wp14="http://schemas.microsoft.com/office/word/2010/wordprocessingDrawing" xmlns:wp="http://schemas.openxmlformats.org/drawingml/2006/wordprocessingDrawing" xmlns:w10="urn:schemas-microsoft-com:office:word" xmlns:w="http://schemas.openxmlformats.org/wordprocessingml/2006/main" xmlns:w14="http://schemas.microsoft.com/office/word/2010/wordml" xmlns:w15="http://schemas.microsoft.com/office/word/2012/wordml" xmlns:w16cei="http://schemas.microsoft.com/office/word/2026/wordml/cei" xmlns:w16cex="http://schemas.microsoft.com/office/word/2018/wordml/cex" xmlns:w16cid="http://schemas.microsoft.com/office/word/2016/wordml/cid" xmlns:w16="http://schemas.microsoft.com/office/word/2018/wordml" xmlns:w16du="http://schemas.microsoft.com/office/word/2023/wordml/word16du" xmlns:w16sdtdh="http://schemas.microsoft.com/office/word/2020/wordml/sdtdatahash" xmlns:w16sdtfl="http://schemas.microsoft.com/office/word/2024/wordml/sdtformatlock" xmlns:w16se="http://schemas.microsoft.com/office/word/2015/wordml/symex" xmlns:wpg="http://schemas.microsoft.com/office/word/2010/wordprocessingGroup" xmlns:wpi="http://schemas.microsoft.com/office/word/2010/wordprocessingInk" xmlns:wne="http://schemas.microsoft.com/office/word/2006/wordml" xmlns:wps="http://schemas.microsoft.com/office/word/2010/wordprocessingShape" mc:Ignorable="w14 w15 w16se w16cid w16 w16cex w16sdtdh w16sdtfl w16du wp14">
+<w:footnotes xmlns:wpc="http://schemas.microsoft.com/office/word/2010/wordprocessingCanvas" xmlns:cx="http://schemas.microsoft.com/office/drawing/2014/chartex" xmlns:cx1="http://schemas.microsoft.com/office/drawing/2015/9/8/chartex" xmlns:cx2="http://schemas.microsoft.com/office/drawing/2015/10/21/chartex" xmlns:cx3="http://schemas.microsoft.com/office/drawing/2016/5/9/chartex" xmlns:cx4="http://schemas.microsoft.com/office/drawing/2016/5/10/chartex" xmlns:cx5="http://schemas.microsoft.com/office/drawing/2016/5/11/chartex" xmlns:cx6="http://schemas.microsoft.com/office/drawing/2016/5/12/chartex" xmlns:cx7="http://schemas.microsoft.com/office/drawing/2016/5/13/chartex" xmlns:cx8="http://schemas.microsoft.com/office/drawing/2016/5/14/chartex" xmlns:mc="http://schemas.openxmlformats.org/markup-compatibility/2006" xmlns:aink="http://schemas.microsoft.com/office/drawing/2016/ink" xmlns:am3d="http://schemas.microsoft.com/office/drawing/2017/model3d" xmlns:o="urn:schemas-microsoft-com:office:office" xmlns:oel="http://schemas.microsoft.com/office/2019/extlst" xmlns:r="http://schemas.openxmlformats.org/officeDocument/2006/relationships" xmlns:m="http://schemas.openxmlformats.org/officeDocument/2006/math" xmlns:v="urn:schemas-microsoft-com:vml" xmlns:wp14="http://schemas.microsoft.com/office/word/2010/wordprocessingDrawing" xmlns:wp="http://schemas.openxmlformats.org/drawingml/2006/wordprocessingDrawing" xmlns:w10="urn:schemas-microsoft-com:office:word" xmlns:w="http://schemas.openxmlformats.org/wordprocessingml/2006/main" xmlns:w14="http://schemas.microsoft.com/office/word/2010/wordml" xmlns:w15="http://schemas.microsoft.com/office/word/2012/wordml" xmlns:w16cex="http://schemas.microsoft.com/office/word/2018/wordml/cex" xmlns:w16cid="http://schemas.microsoft.com/office/word/2016/wordml/cid" xmlns:w16="http://schemas.microsoft.com/office/word/2018/wordml" xmlns:w16du="http://schemas.microsoft.com/office/word/2023/wordml/word16du" xmlns:w16sdtdh="http://schemas.microsoft.com/office/word/2020/wordml/sdtdatahash" xmlns:w16sdtfl="http://schemas.microsoft.com/office/word/2024/wordml/sdtformatlock" xmlns:w16se="http://schemas.microsoft.com/office/word/2015/wordml/symex" xmlns:wpg="http://schemas.microsoft.com/office/word/2010/wordprocessingGroup" xmlns:wpi="http://schemas.microsoft.com/office/word/2010/wordprocessingInk" xmlns:wne="http://schemas.microsoft.com/office/word/2006/wordml" xmlns:wps="http://schemas.microsoft.com/office/word/2010/wordprocessingShape" mc:Ignorable="w14 w15 w16se w16cid w16 w16cex w16sdtdh w16sdtfl w16du wp14">
   <w:footnote w:type="separator" w:id="-1">
     <w:p>
       <w:pPr>
@@ -5509,7 +5406,7 @@
 </file>
 
 <file path=word/header1.xml><?xml version="1.0" encoding="utf-8"?>
-<w:hdr xmlns:wpc="http://schemas.microsoft.com/office/word/2010/wordprocessingCanvas" xmlns:cx="http://schemas.microsoft.com/office/drawing/2014/chartex" xmlns:cx1="http://schemas.microsoft.com/office/drawing/2015/9/8/chartex" xmlns:cx2="http://schemas.microsoft.com/office/drawing/2015/10/21/chartex" xmlns:cx3="http://schemas.microsoft.com/office/drawing/2016/5/9/chartex" xmlns:cx4="http://schemas.microsoft.com/office/drawing/2016/5/10/chartex" xmlns:cx5="http://schemas.microsoft.com/office/drawing/2016/5/11/chartex" xmlns:cx6="http://schemas.microsoft.com/office/drawing/2016/5/12/chartex" xmlns:cx7="http://schemas.microsoft.com/office/drawing/2016/5/13/chartex" xmlns:cx8="http://schemas.microsoft.com/office/drawing/2016/5/14/chartex" xmlns:mc="http://schemas.openxmlformats.org/markup-compatibility/2006" xmlns:aink="http://schemas.microsoft.com/office/drawing/2016/ink" xmlns:am3d="http://schemas.microsoft.com/office/drawing/2017/model3d" xmlns:o="urn:schemas-microsoft-com:office:office" xmlns:oel="http://schemas.microsoft.com/office/2019/extlst" xmlns:r="http://schemas.openxmlformats.org/officeDocument/2006/relationships" xmlns:m="http://schemas.openxmlformats.org/officeDocument/2006/math" xmlns:v="urn:schemas-microsoft-com:vml" xmlns:wp14="http://schemas.microsoft.com/office/word/2010/wordprocessingDrawing" xmlns:wp="http://schemas.openxmlformats.org/drawingml/2006/wordprocessingDrawing" xmlns:w10="urn:schemas-microsoft-com:office:word" xmlns:w="http://schemas.openxmlformats.org/wordprocessingml/2006/main" xmlns:w14="http://schemas.microsoft.com/office/word/2010/wordml" xmlns:w15="http://schemas.microsoft.com/office/word/2012/wordml" xmlns:w16cei="http://schemas.microsoft.com/office/word/2026/wordml/cei" xmlns:w16cex="http://schemas.microsoft.com/office/word/2018/wordml/cex" xmlns:w16cid="http://schemas.microsoft.com/office/word/2016/wordml/cid" xmlns:w16="http://schemas.microsoft.com/office/word/2018/wordml" xmlns:w16du="http://schemas.microsoft.com/office/word/2023/wordml/word16du" xmlns:w16sdtdh="http://schemas.microsoft.com/office/word/2020/wordml/sdtdatahash" xmlns:w16sdtfl="http://schemas.microsoft.com/office/word/2024/wordml/sdtformatlock" xmlns:w16se="http://schemas.microsoft.com/office/word/2015/wordml/symex" xmlns:wpg="http://schemas.microsoft.com/office/word/2010/wordprocessingGroup" xmlns:wpi="http://schemas.microsoft.com/office/word/2010/wordprocessingInk" xmlns:wne="http://schemas.microsoft.com/office/word/2006/wordml" xmlns:wps="http://schemas.microsoft.com/office/word/2010/wordprocessingShape" mc:Ignorable="w14 w15 w16se w16cid w16 w16cex w16sdtdh w16sdtfl w16du wp14">
+<w:hdr xmlns:wpc="http://schemas.microsoft.com/office/word/2010/wordprocessingCanvas" xmlns:cx="http://schemas.microsoft.com/office/drawing/2014/chartex" xmlns:cx1="http://schemas.microsoft.com/office/drawing/2015/9/8/chartex" xmlns:cx2="http://schemas.microsoft.com/office/drawing/2015/10/21/chartex" xmlns:cx3="http://schemas.microsoft.com/office/drawing/2016/5/9/chartex" xmlns:cx4="http://schemas.microsoft.com/office/drawing/2016/5/10/chartex" xmlns:cx5="http://schemas.microsoft.com/office/drawing/2016/5/11/chartex" xmlns:cx6="http://schemas.microsoft.com/office/drawing/2016/5/12/chartex" xmlns:cx7="http://schemas.microsoft.com/office/drawing/2016/5/13/chartex" xmlns:cx8="http://schemas.microsoft.com/office/drawing/2016/5/14/chartex" xmlns:mc="http://schemas.openxmlformats.org/markup-compatibility/2006" xmlns:aink="http://schemas.microsoft.com/office/drawing/2016/ink" xmlns:am3d="http://schemas.microsoft.com/office/drawing/2017/model3d" xmlns:o="urn:schemas-microsoft-com:office:office" xmlns:oel="http://schemas.microsoft.com/office/2019/extlst" xmlns:r="http://schemas.openxmlformats.org/officeDocument/2006/relationships" xmlns:m="http://schemas.openxmlformats.org/officeDocument/2006/math" xmlns:v="urn:schemas-microsoft-com:vml" xmlns:wp14="http://schemas.microsoft.com/office/word/2010/wordprocessingDrawing" xmlns:wp="http://schemas.openxmlformats.org/drawingml/2006/wordprocessingDrawing" xmlns:w10="urn:schemas-microsoft-com:office:word" xmlns:w="http://schemas.openxmlformats.org/wordprocessingml/2006/main" xmlns:w14="http://schemas.microsoft.com/office/word/2010/wordml" xmlns:w15="http://schemas.microsoft.com/office/word/2012/wordml" xmlns:w16cex="http://schemas.microsoft.com/office/word/2018/wordml/cex" xmlns:w16cid="http://schemas.microsoft.com/office/word/2016/wordml/cid" xmlns:w16="http://schemas.microsoft.com/office/word/2018/wordml" xmlns:w16du="http://schemas.microsoft.com/office/word/2023/wordml/word16du" xmlns:w16sdtdh="http://schemas.microsoft.com/office/word/2020/wordml/sdtdatahash" xmlns:w16sdtfl="http://schemas.microsoft.com/office/word/2024/wordml/sdtformatlock" xmlns:w16se="http://schemas.microsoft.com/office/word/2015/wordml/symex" xmlns:wpg="http://schemas.microsoft.com/office/word/2010/wordprocessingGroup" xmlns:wpi="http://schemas.microsoft.com/office/word/2010/wordprocessingInk" xmlns:wne="http://schemas.microsoft.com/office/word/2006/wordml" xmlns:wps="http://schemas.microsoft.com/office/word/2010/wordprocessingShape" mc:Ignorable="w14 w15 w16se w16cid w16 w16cex w16sdtdh w16sdtfl w16du wp14">
   <w:p>
     <w:pPr>
       <w:jc w:val="center"/>
@@ -5623,7 +5520,7 @@
         </mc:Choice>
         <mc:Fallback>
           <w:pict>
-            <v:line w14:anchorId="139B4458" id="Straight Connector 1" o:spid="_x0000_s1026" style="position:absolute;z-index:251656192;visibility:visible;mso-wrap-style:square;mso-wrap-distance-left:9pt;mso-wrap-distance-top:0;mso-wrap-distance-right:9pt;mso-wrap-distance-bottom:0;mso-position-horizontal:absolute;mso-position-horizontal-relative:text;mso-position-vertical:absolute;mso-position-vertical-relative:text" from="-28.25pt,7.7pt" to="550.55pt,7.7pt" o:gfxdata="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" strokecolor="#4f81bd [3204]" strokeweight="2pt">
+            <v:line w14:anchorId="5F6DBD8B" id="Straight Connector 1" o:spid="_x0000_s1026" style="position:absolute;z-index:251656192;visibility:visible;mso-wrap-style:square;mso-wrap-distance-left:9pt;mso-wrap-distance-top:0;mso-wrap-distance-right:9pt;mso-wrap-distance-bottom:0;mso-position-horizontal:absolute;mso-position-horizontal-relative:text;mso-position-vertical:absolute;mso-position-vertical-relative:text" from="-28.25pt,7.7pt" to="550.55pt,7.7pt" o:gfxdata="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" strokecolor="#4f81bd [3204]" strokeweight="2pt">
               <v:shadow on="t" color="black" opacity="24903f" origin=",.5" offset="0,.55556mm"/>
             </v:line>
           </w:pict>
@@ -5635,7 +5532,7 @@
 </file>
 
 <file path=word/header2.xml><?xml version="1.0" encoding="utf-8"?>
-<w:hdr xmlns:wpc="http://schemas.microsoft.com/office/word/2010/wordprocessingCanvas" xmlns:cx="http://schemas.microsoft.com/office/drawing/2014/chartex" xmlns:cx1="http://schemas.microsoft.com/office/drawing/2015/9/8/chartex" xmlns:cx2="http://schemas.microsoft.com/office/drawing/2015/10/21/chartex" xmlns:cx3="http://schemas.microsoft.com/office/drawing/2016/5/9/chartex" xmlns:cx4="http://schemas.microsoft.com/office/drawing/2016/5/10/chartex" xmlns:cx5="http://schemas.microsoft.com/office/drawing/2016/5/11/chartex" xmlns:cx6="http://schemas.microsoft.com/office/drawing/2016/5/12/chartex" xmlns:cx7="http://schemas.microsoft.com/office/drawing/2016/5/13/chartex" xmlns:cx8="http://schemas.microsoft.com/office/drawing/2016/5/14/chartex" xmlns:mc="http://schemas.openxmlformats.org/markup-compatibility/2006" xmlns:aink="http://schemas.microsoft.com/office/drawing/2016/ink" xmlns:am3d="http://schemas.microsoft.com/office/drawing/2017/model3d" xmlns:o="urn:schemas-microsoft-com:office:office" xmlns:oel="http://schemas.microsoft.com/office/2019/extlst" xmlns:r="http://schemas.openxmlformats.org/officeDocument/2006/relationships" xmlns:m="http://schemas.openxmlformats.org/officeDocument/2006/math" xmlns:v="urn:schemas-microsoft-com:vml" xmlns:wp14="http://schemas.microsoft.com/office/word/2010/wordprocessingDrawing" xmlns:wp="http://schemas.openxmlformats.org/drawingml/2006/wordprocessingDrawing" xmlns:w10="urn:schemas-microsoft-com:office:word" xmlns:w="http://schemas.openxmlformats.org/wordprocessingml/2006/main" xmlns:w14="http://schemas.microsoft.com/office/word/2010/wordml" xmlns:w15="http://schemas.microsoft.com/office/word/2012/wordml" xmlns:w16cei="http://schemas.microsoft.com/office/word/2026/wordml/cei" xmlns:w16cex="http://schemas.microsoft.com/office/word/2018/wordml/cex" xmlns:w16cid="http://schemas.microsoft.com/office/word/2016/wordml/cid" xmlns:w16="http://schemas.microsoft.com/office/word/2018/wordml" xmlns:w16du="http://schemas.microsoft.com/office/word/2023/wordml/word16du" xmlns:w16sdtdh="http://schemas.microsoft.com/office/word/2020/wordml/sdtdatahash" xmlns:w16sdtfl="http://schemas.microsoft.com/office/word/2024/wordml/sdtformatlock" xmlns:w16se="http://schemas.microsoft.com/office/word/2015/wordml/symex" xmlns:wpg="http://schemas.microsoft.com/office/word/2010/wordprocessingGroup" xmlns:wpi="http://schemas.microsoft.com/office/word/2010/wordprocessingInk" xmlns:wne="http://schemas.microsoft.com/office/word/2006/wordml" xmlns:wps="http://schemas.microsoft.com/office/word/2010/wordprocessingShape" mc:Ignorable="w14 w15 w16se w16cid w16 w16cex w16sdtdh w16sdtfl w16du wp14">
+<w:hdr xmlns:wpc="http://schemas.microsoft.com/office/word/2010/wordprocessingCanvas" xmlns:cx="http://schemas.microsoft.com/office/drawing/2014/chartex" xmlns:cx1="http://schemas.microsoft.com/office/drawing/2015/9/8/chartex" xmlns:cx2="http://schemas.microsoft.com/office/drawing/2015/10/21/chartex" xmlns:cx3="http://schemas.microsoft.com/office/drawing/2016/5/9/chartex" xmlns:cx4="http://schemas.microsoft.com/office/drawing/2016/5/10/chartex" xmlns:cx5="http://schemas.microsoft.com/office/drawing/2016/5/11/chartex" xmlns:cx6="http://schemas.microsoft.com/office/drawing/2016/5/12/chartex" xmlns:cx7="http://schemas.microsoft.com/office/drawing/2016/5/13/chartex" xmlns:cx8="http://schemas.microsoft.com/office/drawing/2016/5/14/chartex" xmlns:mc="http://schemas.openxmlformats.org/markup-compatibility/2006" xmlns:aink="http://schemas.microsoft.com/office/drawing/2016/ink" xmlns:am3d="http://schemas.microsoft.com/office/drawing/2017/model3d" xmlns:o="urn:schemas-microsoft-com:office:office" xmlns:oel="http://schemas.microsoft.com/office/2019/extlst" xmlns:r="http://schemas.openxmlformats.org/officeDocument/2006/relationships" xmlns:m="http://schemas.openxmlformats.org/officeDocument/2006/math" xmlns:v="urn:schemas-microsoft-com:vml" xmlns:wp14="http://schemas.microsoft.com/office/word/2010/wordprocessingDrawing" xmlns:wp="http://schemas.openxmlformats.org/drawingml/2006/wordprocessingDrawing" xmlns:w10="urn:schemas-microsoft-com:office:word" xmlns:w="http://schemas.openxmlformats.org/wordprocessingml/2006/main" xmlns:w14="http://schemas.microsoft.com/office/word/2010/wordml" xmlns:w15="http://schemas.microsoft.com/office/word/2012/wordml" xmlns:w16cex="http://schemas.microsoft.com/office/word/2018/wordml/cex" xmlns:w16cid="http://schemas.microsoft.com/office/word/2016/wordml/cid" xmlns:w16="http://schemas.microsoft.com/office/word/2018/wordml" xmlns:w16du="http://schemas.microsoft.com/office/word/2023/wordml/word16du" xmlns:w16sdtdh="http://schemas.microsoft.com/office/word/2020/wordml/sdtdatahash" xmlns:w16sdtfl="http://schemas.microsoft.com/office/word/2024/wordml/sdtformatlock" xmlns:w16se="http://schemas.microsoft.com/office/word/2015/wordml/symex" xmlns:wpg="http://schemas.microsoft.com/office/word/2010/wordprocessingGroup" xmlns:wpi="http://schemas.microsoft.com/office/word/2010/wordprocessingInk" xmlns:wne="http://schemas.microsoft.com/office/word/2006/wordml" xmlns:wps="http://schemas.microsoft.com/office/word/2010/wordprocessingShape" mc:Ignorable="w14 w15 w16se w16cid w16 w16cex w16sdtdh w16sdtfl w16du wp14">
   <w:p>
     <w:pPr>
       <w:jc w:val="center"/>
@@ -5712,7 +5609,7 @@
         </mc:Choice>
         <mc:Fallback>
           <w:pict>
-            <v:line w14:anchorId="1CBBEC1E" id="Straight Connector 1" o:spid="_x0000_s1026" style="position:absolute;z-index:251662336;visibility:visible;mso-wrap-style:square;mso-wrap-distance-left:9pt;mso-wrap-distance-top:0;mso-wrap-distance-right:9pt;mso-wrap-distance-bottom:0;mso-position-horizontal:absolute;mso-position-horizontal-relative:text;mso-position-vertical:absolute;mso-position-vertical-relative:text" from="-21.75pt,26.45pt" to="557.05pt,26.45pt" o:gfxdata="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" strokecolor="#4f81bd [3204]" strokeweight="2pt">
+            <v:line w14:anchorId="67324344" id="Straight Connector 1" o:spid="_x0000_s1026" style="position:absolute;z-index:251662336;visibility:visible;mso-wrap-style:square;mso-wrap-distance-left:9pt;mso-wrap-distance-top:0;mso-wrap-distance-right:9pt;mso-wrap-distance-bottom:0;mso-position-horizontal:absolute;mso-position-horizontal-relative:text;mso-position-vertical:absolute;mso-position-vertical-relative:text" from="-21.75pt,26.45pt" to="557.05pt,26.45pt" o:gfxdata="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" strokecolor="#4f81bd [3204]" strokeweight="2pt">
               <v:shadow on="t" color="black" opacity="24903f" origin=",.5" offset="0,.55556mm"/>
             </v:line>
           </w:pict>
@@ -5735,7 +5632,7 @@
 </file>
 
 <file path=word/numbering.xml><?xml version="1.0" encoding="utf-8"?>
-<w:numbering xmlns:wpc="http://schemas.microsoft.com/office/word/2010/wordprocessingCanvas" xmlns:cx="http://schemas.microsoft.com/office/drawing/2014/chartex" xmlns:cx1="http://schemas.microsoft.com/office/drawing/2015/9/8/chartex" xmlns:cx2="http://schemas.microsoft.com/office/drawing/2015/10/21/chartex" xmlns:cx3="http://schemas.microsoft.com/office/drawing/2016/5/9/chartex" xmlns:cx4="http://schemas.microsoft.com/office/drawing/2016/5/10/chartex" xmlns:cx5="http://schemas.microsoft.com/office/drawing/2016/5/11/chartex" xmlns:cx6="http://schemas.microsoft.com/office/drawing/2016/5/12/chartex" xmlns:cx7="http://schemas.microsoft.com/office/drawing/2016/5/13/chartex" xmlns:cx8="http://schemas.microsoft.com/office/drawing/2016/5/14/chartex" xmlns:mc="http://schemas.openxmlformats.org/markup-compatibility/2006" xmlns:aink="http://schemas.microsoft.com/office/drawing/2016/ink" xmlns:am3d="http://schemas.microsoft.com/office/drawing/2017/model3d" xmlns:o="urn:schemas-microsoft-com:office:office" xmlns:oel="http://schemas.microsoft.com/office/2019/extlst" xmlns:r="http://schemas.openxmlformats.org/officeDocument/2006/relationships" xmlns:m="http://schemas.openxmlformats.org/officeDocument/2006/math" xmlns:v="urn:schemas-microsoft-com:vml" xmlns:wp14="http://schemas.microsoft.com/office/word/2010/wordprocessingDrawing" xmlns:wp="http://schemas.openxmlformats.org/drawingml/2006/wordprocessingDrawing" xmlns:w10="urn:schemas-microsoft-com:office:word" xmlns:w="http://schemas.openxmlformats.org/wordprocessingml/2006/main" xmlns:w14="http://schemas.microsoft.com/office/word/2010/wordml" xmlns:w15="http://schemas.microsoft.com/office/word/2012/wordml" xmlns:w16cei="http://schemas.microsoft.com/office/word/2026/wordml/cei" xmlns:w16cex="http://schemas.microsoft.com/office/word/2018/wordml/cex" xmlns:w16cid="http://schemas.microsoft.com/office/word/2016/wordml/cid" xmlns:w16="http://schemas.microsoft.com/office/word/2018/wordml" xmlns:w16du="http://schemas.microsoft.com/office/word/2023/wordml/word16du" xmlns:w16sdtdh="http://schemas.microsoft.com/office/word/2020/wordml/sdtdatahash" xmlns:w16sdtfl="http://schemas.microsoft.com/office/word/2024/wordml/sdtformatlock" xmlns:w16se="http://schemas.microsoft.com/office/word/2015/wordml/symex" xmlns:wpg="http://schemas.microsoft.com/office/word/2010/wordprocessingGroup" xmlns:wpi="http://schemas.microsoft.com/office/word/2010/wordprocessingInk" xmlns:wne="http://schemas.microsoft.com/office/word/2006/wordml" xmlns:wps="http://schemas.microsoft.com/office/word/2010/wordprocessingShape" mc:Ignorable="w14 w15 w16se w16cid w16 w16cex w16sdtdh w16sdtfl w16du wp14">
+<w:numbering xmlns:wpc="http://schemas.microsoft.com/office/word/2010/wordprocessingCanvas" xmlns:cx="http://schemas.microsoft.com/office/drawing/2014/chartex" xmlns:cx1="http://schemas.microsoft.com/office/drawing/2015/9/8/chartex" xmlns:cx2="http://schemas.microsoft.com/office/drawing/2015/10/21/chartex" xmlns:cx3="http://schemas.microsoft.com/office/drawing/2016/5/9/chartex" xmlns:cx4="http://schemas.microsoft.com/office/drawing/2016/5/10/chartex" xmlns:cx5="http://schemas.microsoft.com/office/drawing/2016/5/11/chartex" xmlns:cx6="http://schemas.microsoft.com/office/drawing/2016/5/12/chartex" xmlns:cx7="http://schemas.microsoft.com/office/drawing/2016/5/13/chartex" xmlns:cx8="http://schemas.microsoft.com/office/drawing/2016/5/14/chartex" xmlns:mc="http://schemas.openxmlformats.org/markup-compatibility/2006" xmlns:aink="http://schemas.microsoft.com/office/drawing/2016/ink" xmlns:am3d="http://schemas.microsoft.com/office/drawing/2017/model3d" xmlns:o="urn:schemas-microsoft-com:office:office" xmlns:oel="http://schemas.microsoft.com/office/2019/extlst" xmlns:r="http://schemas.openxmlformats.org/officeDocument/2006/relationships" xmlns:m="http://schemas.openxmlformats.org/officeDocument/2006/math" xmlns:v="urn:schemas-microsoft-com:vml" xmlns:wp14="http://schemas.microsoft.com/office/word/2010/wordprocessingDrawing" xmlns:wp="http://schemas.openxmlformats.org/drawingml/2006/wordprocessingDrawing" xmlns:w10="urn:schemas-microsoft-com:office:word" xmlns:w="http://schemas.openxmlformats.org/wordprocessingml/2006/main" xmlns:w14="http://schemas.microsoft.com/office/word/2010/wordml" xmlns:w15="http://schemas.microsoft.com/office/word/2012/wordml" xmlns:w16cex="http://schemas.microsoft.com/office/word/2018/wordml/cex" xmlns:w16cid="http://schemas.microsoft.com/office/word/2016/wordml/cid" xmlns:w16="http://schemas.microsoft.com/office/word/2018/wordml" xmlns:w16du="http://schemas.microsoft.com/office/word/2023/wordml/word16du" xmlns:w16sdtdh="http://schemas.microsoft.com/office/word/2020/wordml/sdtdatahash" xmlns:w16sdtfl="http://schemas.microsoft.com/office/word/2024/wordml/sdtformatlock" xmlns:w16se="http://schemas.microsoft.com/office/word/2015/wordml/symex" xmlns:wpg="http://schemas.microsoft.com/office/word/2010/wordprocessingGroup" xmlns:wpi="http://schemas.microsoft.com/office/word/2010/wordprocessingInk" xmlns:wne="http://schemas.microsoft.com/office/word/2006/wordml" xmlns:wps="http://schemas.microsoft.com/office/word/2010/wordprocessingShape" mc:Ignorable="w14 w15 w16se w16cid w16 w16cex w16sdtdh w16sdtfl w16du wp14">
   <w:abstractNum w:abstractNumId="0" w15:restartNumberingAfterBreak="0">
     <w:nsid w:val="FFFFFF7C"/>
     <w:multiLevelType w:val="singleLevel"/>
